--- a/Новая_версия/День_1_Матричные_игры.docx
+++ b/Новая_версия/День_1_Матричные_игры.docx
@@ -71,29 +71,6 @@
           <w:lang w:eastAsia="ru-RU" w:bidi="ar-SA"/>
         </w:rPr>
         <w:t xml:space="preserve">освоить метод итераций, применяемый для решения матричных игр, и научиться применять его на практике.</w:t>
-      </w:r>
-    </w:p>
-    <w:p>
-      <w:pPr>
-        <w:suppressAutoHyphens w:val="0"/>
-        <w:autoSpaceDN/>
-        <w:spacing w:before="100" w:beforeAutospacing="1" w:after="100" w:afterAutospacing="1" w:line="360" w:lineRule="auto"/>
-        <w:ind w:left="-426"/>
-        <w:jc w:val="both"/>
-        <w:textAlignment w:val="auto"/>
-        <w:rPr>
-          <w:rFonts w:ascii="Times New Roman" w:eastAsia="Times New Roman" w:hAnsi="Times New Roman" w:cs="Times New Roman"/>
-          <w:kern w:val="0"/>
-          <w:lang w:eastAsia="ru-RU" w:bidi="ar-SA"/>
-        </w:rPr>
-      </w:pPr>
-      <w:r>
-        <w:rPr>
-          <w:rFonts w:ascii="Times New Roman" w:eastAsia="Times New Roman" w:hAnsi="Times New Roman" w:cs="Times New Roman"/>
-          <w:kern w:val="0"/>
-          <w:lang w:eastAsia="ru-RU" w:bidi="ar-SA"/>
-        </w:rPr>
-        <w:t>Пункты «Обязательно» выполняются всеми студентами. Пункты «Усложнение» выполняются для получения оценки «отлично».</w:t>
       </w:r>
     </w:p>
     <w:p>
@@ -178,7 +155,7 @@
           <w:kern w:val="0"/>
           <w:lang w:eastAsia="ru-RU" w:bidi="ar-SA"/>
         </w:rPr>
-        <w:t>Изучить метод итераций для нахождения оптимальных смешанных стратегий в матричных играх 2×2.</w:t>
+        <w:t>Изучить метод итераций (метод Брауна–Робинсон) для нахождения оптимальных смешанных стратегий в матричных играх 2×2 и записать в отчёт алгоритм одной итерации: как каждый игрок выбирает стратегию и как вычисляются нижняя и верхняя оценки цены игры.</w:t>
       </w:r>
     </w:p>
     <w:p>
@@ -279,7 +256,7 @@
           <w:kern w:val="0"/>
           <w:lang w:eastAsia="ru-RU" w:bidi="ar-SA"/>
         </w:rPr>
-        <w:t>Найти оптимальные смешанные стратегии заданной матрицы игры.</w:t>
+        <w:t>Найти оптимальные смешанные стратегии заданной матрицы игры методом итераций и аналитически (по формулам для игры 2×2). Перед расчётом программно проверить наличие седловой точки: вычислить нижнюю α = max min aᵢⱼ и верхнюю β = min max aᵢⱼ цены игры; при α = β вывести решение в чистых стратегиях без итераций.</w:t>
       </w:r>
     </w:p>
     <w:p>
@@ -311,7 +288,7 @@
           <w:kern w:val="0"/>
           <w:lang w:eastAsia="ru-RU" w:bidi="ar-SA"/>
         </w:rPr>
-        <w:t>Вычислить цену игры.</w:t>
+        <w:t>Вычислить цену игры и абсолютную погрешность итерационного решения относительно аналитического.</w:t>
       </w:r>
     </w:p>
     <w:p>
@@ -343,7 +320,7 @@
           <w:kern w:val="0"/>
           <w:lang w:eastAsia="ru-RU" w:bidi="ar-SA"/>
         </w:rPr>
-        <w:t>Проверить корректность решения методом подстановки.</w:t>
+        <w:t>Проверить корректность решения методом подстановки программно: вывести значения Σ pᵢaᵢⱼ для каждого столбца и Σ aᵢⱼqⱼ для каждой строки и убедиться, что первые не меньше, а вторые не больше цены игры с точностью ε; нарушения выделить цветом.</w:t>
       </w:r>
     </w:p>
     <w:p>
@@ -375,7 +352,7 @@
           <w:kern w:val="0"/>
           <w:lang w:eastAsia="ru-RU" w:bidi="ar-SA"/>
         </w:rPr>
-        <w:t>Построить график сходимости метода итераций.</w:t>
+        <w:t>Построить график сходимости метода итераций (компонент Chart): нижняя и верхняя оценки цены игры по итерациям и горизонтальная линия точного значения; у графика есть легенда и подписи осей.</w:t>
       </w:r>
     </w:p>
     <w:p>
@@ -407,7 +384,7 @@
           <w:kern w:val="0"/>
           <w:lang w:eastAsia="ru-RU" w:bidi="ar-SA"/>
         </w:rPr>
-        <w:t>Реализовать задание в среде разработки WF, обеспечив обработку исключений при некорректном вводе данных.</w:t>
+        <w:t>Реализовать задание в среде разработки WF: матрица вводится в DataGridView, количество строк и столбцов (от 2 до 6) задаётся элементами NumericUpDown; каждая ячейка проверяется при вводе (событие CellValidating), ошибка показывается через ErrorProvider с указанием строки и столбца, расчёт с ошибочными данными не запускается.</w:t>
       </w:r>
     </w:p>
     <w:p>
@@ -429,12 +406,10 @@
           <w:rFonts w:ascii="Times New Roman" w:eastAsia="Times New Roman" w:hAnsi="Times New Roman" w:cs="Times New Roman"/>
           <w:b/>
           <w:bCs/>
-          <w:i/>
-          <w:iCs/>
-          <w:kern w:val="0"/>
-          <w:lang w:eastAsia="ru-RU" w:bidi="ar-SA"/>
-        </w:rPr>
-        <w:t>Обязательно:</w:t>
+          <w:kern w:val="0"/>
+          <w:lang w:eastAsia="ru-RU" w:bidi="ar-SA"/>
+        </w:rPr>
+        <w:t>Задача 1.2: Решение игры 3×3</w:t>
       </w:r>
     </w:p>
     <w:p>
@@ -466,251 +441,7 @@
           <w:kern w:val="0"/>
           <w:lang w:eastAsia="ru-RU" w:bidi="ar-SA"/>
         </w:rPr>
-        <w:t>Матрица вводится в DataGridView. Количество строк и столбцов (от 2 до 6) задаётся элементами NumericUpDown, таблица перестраивается при их изменении. Значения матрицы в коде программы не задаются.</w:t>
-      </w:r>
-    </w:p>
-    <w:p>
-      <w:pPr>
-        <w:pStyle w:val="a7"/>
-        <w:numPr>
-          <w:ilvl w:val="0"/>
-          <w:numId w:val="8"/>
-        </w:numPr>
-        <w:tabs>
-          <w:tab w:val="clear" w:pos="720"/>
-          <w:tab w:val="num" w:pos="993"/>
-        </w:tabs>
-        <w:suppressAutoHyphens w:val="0"/>
-        <w:autoSpaceDN/>
-        <w:spacing w:before="100" w:beforeAutospacing="1" w:after="100" w:afterAutospacing="1" w:line="360" w:lineRule="auto"/>
-        <w:ind w:left="-426"/>
-        <w:jc w:val="both"/>
-        <w:textAlignment w:val="auto"/>
-        <w:rPr>
-          <w:rFonts w:ascii="Times New Roman" w:eastAsia="Times New Roman" w:hAnsi="Times New Roman" w:cs="Times New Roman"/>
-          <w:kern w:val="0"/>
-          <w:lang w:eastAsia="ru-RU" w:bidi="ar-SA"/>
-        </w:rPr>
-      </w:pPr>
-      <w:r>
-        <w:rPr>
-          <w:rFonts w:ascii="Times New Roman" w:eastAsia="Times New Roman" w:hAnsi="Times New Roman" w:cs="Times New Roman"/>
-          <w:kern w:val="0"/>
-          <w:lang w:eastAsia="ru-RU" w:bidi="ar-SA"/>
-        </w:rPr>
-        <w:t>Каждая ячейка проверяется при вводе (событие CellValidating). При пустом или нечисловом значении ячейка подсвечивается, с помощью ErrorProvider выводится сообщение с номером строки и столбца, расчёт не запускается.</w:t>
-      </w:r>
-    </w:p>
-    <w:p>
-      <w:pPr>
-        <w:pStyle w:val="a7"/>
-        <w:numPr>
-          <w:ilvl w:val="0"/>
-          <w:numId w:val="8"/>
-        </w:numPr>
-        <w:tabs>
-          <w:tab w:val="clear" w:pos="720"/>
-          <w:tab w:val="num" w:pos="993"/>
-        </w:tabs>
-        <w:suppressAutoHyphens w:val="0"/>
-        <w:autoSpaceDN/>
-        <w:spacing w:before="100" w:beforeAutospacing="1" w:after="100" w:afterAutospacing="1" w:line="360" w:lineRule="auto"/>
-        <w:ind w:left="-426"/>
-        <w:jc w:val="both"/>
-        <w:textAlignment w:val="auto"/>
-        <w:rPr>
-          <w:rFonts w:ascii="Times New Roman" w:eastAsia="Times New Roman" w:hAnsi="Times New Roman" w:cs="Times New Roman"/>
-          <w:kern w:val="0"/>
-          <w:lang w:eastAsia="ru-RU" w:bidi="ar-SA"/>
-        </w:rPr>
-      </w:pPr>
-      <w:r>
-        <w:rPr>
-          <w:rFonts w:ascii="Times New Roman" w:eastAsia="Times New Roman" w:hAnsi="Times New Roman" w:cs="Times New Roman"/>
-          <w:kern w:val="0"/>
-          <w:lang w:eastAsia="ru-RU" w:bidi="ar-SA"/>
-        </w:rPr>
-        <w:t>Перед запуском итераций программа вычисляет нижнюю α = max min aᵢⱼ и верхнюю β = min max aᵢⱼ цены игры. Если α = β, выводится решение в чистых стратегиях, седловая точка выделяется цветом в DataGridView, итерации не выполняются. Проверить на матрице (3 5; 2 4).</w:t>
-      </w:r>
-    </w:p>
-    <w:p>
-      <w:pPr>
-        <w:pStyle w:val="a7"/>
-        <w:numPr>
-          <w:ilvl w:val="0"/>
-          <w:numId w:val="8"/>
-        </w:numPr>
-        <w:tabs>
-          <w:tab w:val="clear" w:pos="720"/>
-          <w:tab w:val="num" w:pos="993"/>
-        </w:tabs>
-        <w:suppressAutoHyphens w:val="0"/>
-        <w:autoSpaceDN/>
-        <w:spacing w:before="100" w:beforeAutospacing="1" w:after="100" w:afterAutospacing="1" w:line="360" w:lineRule="auto"/>
-        <w:ind w:left="-426"/>
-        <w:jc w:val="both"/>
-        <w:textAlignment w:val="auto"/>
-        <w:rPr>
-          <w:rFonts w:ascii="Times New Roman" w:eastAsia="Times New Roman" w:hAnsi="Times New Roman" w:cs="Times New Roman"/>
-          <w:kern w:val="0"/>
-          <w:lang w:eastAsia="ru-RU" w:bidi="ar-SA"/>
-        </w:rPr>
-      </w:pPr>
-      <w:r>
-        <w:rPr>
-          <w:rFonts w:ascii="Times New Roman" w:eastAsia="Times New Roman" w:hAnsi="Times New Roman" w:cs="Times New Roman"/>
-          <w:kern w:val="0"/>
-          <w:lang w:eastAsia="ru-RU" w:bidi="ar-SA"/>
-        </w:rPr>
-        <w:t>На графике сходимости (компонент Chart) выводятся три линии: нижняя оценка, верхняя оценка цены игры и горизонтальная линия точного значения v, найденного по формулам для игры 2×2. У осей есть подписи, у графика — легенда.</w:t>
-      </w:r>
-    </w:p>
-    <w:p>
-      <w:pPr>
-        <w:suppressAutoHyphens w:val="0"/>
-        <w:autoSpaceDN/>
-        <w:spacing w:before="100" w:beforeAutospacing="1" w:after="100" w:afterAutospacing="1" w:line="360" w:lineRule="auto"/>
-        <w:ind w:left="-426"/>
-        <w:jc w:val="both"/>
-        <w:textAlignment w:val="auto"/>
-        <w:rPr>
-          <w:rFonts w:ascii="Times New Roman" w:eastAsia="Times New Roman" w:hAnsi="Times New Roman" w:cs="Times New Roman"/>
-          <w:kern w:val="0"/>
-          <w:lang w:eastAsia="ru-RU" w:bidi="ar-SA"/>
-        </w:rPr>
-      </w:pPr>
-      <w:r>
-        <w:rPr>
-          <w:rFonts w:ascii="Times New Roman" w:eastAsia="Times New Roman" w:hAnsi="Times New Roman" w:cs="Times New Roman"/>
-          <w:b/>
-          <w:bCs/>
-          <w:i/>
-          <w:iCs/>
-          <w:kern w:val="0"/>
-          <w:lang w:eastAsia="ru-RU" w:bidi="ar-SA"/>
-        </w:rPr>
-        <w:t>Усложнение:</w:t>
-      </w:r>
-    </w:p>
-    <w:p>
-      <w:pPr>
-        <w:pStyle w:val="a7"/>
-        <w:numPr>
-          <w:ilvl w:val="0"/>
-          <w:numId w:val="8"/>
-        </w:numPr>
-        <w:tabs>
-          <w:tab w:val="clear" w:pos="720"/>
-          <w:tab w:val="num" w:pos="993"/>
-        </w:tabs>
-        <w:suppressAutoHyphens w:val="0"/>
-        <w:autoSpaceDN/>
-        <w:spacing w:before="100" w:beforeAutospacing="1" w:after="100" w:afterAutospacing="1" w:line="360" w:lineRule="auto"/>
-        <w:ind w:left="-426"/>
-        <w:jc w:val="both"/>
-        <w:textAlignment w:val="auto"/>
-        <w:rPr>
-          <w:rFonts w:ascii="Times New Roman" w:eastAsia="Times New Roman" w:hAnsi="Times New Roman" w:cs="Times New Roman"/>
-          <w:kern w:val="0"/>
-          <w:lang w:eastAsia="ru-RU" w:bidi="ar-SA"/>
-        </w:rPr>
-      </w:pPr>
-      <w:r>
-        <w:rPr>
-          <w:rFonts w:ascii="Times New Roman" w:eastAsia="Times New Roman" w:hAnsi="Times New Roman" w:cs="Times New Roman"/>
-          <w:kern w:val="0"/>
-          <w:lang w:eastAsia="ru-RU" w:bidi="ar-SA"/>
-        </w:rPr>
-        <w:t>Проверка методом подстановки выполняется программно: выводится таблица значений Σ pᵢaᵢⱼ для каждого столбца и Σ aᵢⱼqⱼ для каждой строки; значения, отличающиеся от цены игры больше чем на ε, выделяются цветом.</w:t>
-      </w:r>
-    </w:p>
-    <w:p>
-      <w:pPr>
-        <w:pStyle w:val="a7"/>
-        <w:numPr>
-          <w:ilvl w:val="0"/>
-          <w:numId w:val="8"/>
-        </w:numPr>
-        <w:tabs>
-          <w:tab w:val="clear" w:pos="720"/>
-          <w:tab w:val="num" w:pos="993"/>
-        </w:tabs>
-        <w:suppressAutoHyphens w:val="0"/>
-        <w:autoSpaceDN/>
-        <w:spacing w:before="100" w:beforeAutospacing="1" w:after="100" w:afterAutospacing="1" w:line="360" w:lineRule="auto"/>
-        <w:ind w:left="-426"/>
-        <w:jc w:val="both"/>
-        <w:textAlignment w:val="auto"/>
-        <w:rPr>
-          <w:rFonts w:ascii="Times New Roman" w:eastAsia="Times New Roman" w:hAnsi="Times New Roman" w:cs="Times New Roman"/>
-          <w:kern w:val="0"/>
-          <w:lang w:eastAsia="ru-RU" w:bidi="ar-SA"/>
-        </w:rPr>
-      </w:pPr>
-      <w:r>
-        <w:rPr>
-          <w:rFonts w:ascii="Times New Roman" w:eastAsia="Times New Roman" w:hAnsi="Times New Roman" w:cs="Times New Roman"/>
-          <w:kern w:val="0"/>
-          <w:lang w:eastAsia="ru-RU" w:bidi="ar-SA"/>
-        </w:rPr>
-        <w:t>Матрицу можно сохранить в текстовый файл и загрузить из него (OpenFileDialog, SaveFileDialog); ошибки формата файла обрабатываются.</w:t>
-      </w:r>
-    </w:p>
-    <w:p>
-      <w:pPr>
-        <w:suppressAutoHyphens w:val="0"/>
-        <w:autoSpaceDN/>
-        <w:spacing w:before="100" w:beforeAutospacing="1" w:after="100" w:afterAutospacing="1" w:line="360" w:lineRule="auto"/>
-        <w:ind w:left="-426"/>
-        <w:jc w:val="both"/>
-        <w:textAlignment w:val="auto"/>
-        <w:rPr>
-          <w:rFonts w:ascii="Times New Roman" w:eastAsia="Times New Roman" w:hAnsi="Times New Roman" w:cs="Times New Roman"/>
-          <w:kern w:val="0"/>
-          <w:lang w:eastAsia="ru-RU" w:bidi="ar-SA"/>
-        </w:rPr>
-      </w:pPr>
-      <w:r>
-        <w:rPr>
-          <w:rFonts w:ascii="Times New Roman" w:eastAsia="Times New Roman" w:hAnsi="Times New Roman" w:cs="Times New Roman"/>
-          <w:b/>
-          <w:bCs/>
-          <w:kern w:val="0"/>
-          <w:lang w:eastAsia="ru-RU" w:bidi="ar-SA"/>
-        </w:rPr>
-        <w:t>Задача 1.2: Решение игры 3×3</w:t>
-      </w:r>
-    </w:p>
-    <w:p>
-      <w:pPr>
-        <w:pStyle w:val="a7"/>
-        <w:numPr>
-          <w:ilvl w:val="0"/>
-          <w:numId w:val="8"/>
-        </w:numPr>
-        <w:tabs>
-          <w:tab w:val="clear" w:pos="720"/>
-          <w:tab w:val="num" w:pos="993"/>
-        </w:tabs>
-        <w:suppressAutoHyphens w:val="0"/>
-        <w:autoSpaceDN/>
-        <w:spacing w:before="100" w:beforeAutospacing="1" w:after="100" w:afterAutospacing="1" w:line="360" w:lineRule="auto"/>
-        <w:ind w:left="-426"/>
-        <w:jc w:val="both"/>
-        <w:textAlignment w:val="auto"/>
-        <w:rPr>
-          <w:rFonts w:ascii="Times New Roman" w:eastAsia="Times New Roman" w:hAnsi="Times New Roman" w:cs="Times New Roman"/>
-          <w:kern w:val="0"/>
-          <w:lang w:eastAsia="ru-RU" w:bidi="ar-SA"/>
-        </w:rPr>
-      </w:pPr>
-      <w:r>
-        <w:rPr>
-          <w:rFonts w:ascii="Times New Roman" w:eastAsia="Times New Roman" w:hAnsi="Times New Roman" w:cs="Times New Roman"/>
-          <w:kern w:val="0"/>
-          <w:lang w:eastAsia="ru-RU" w:bidi="ar-SA"/>
-        </w:rPr>
-        <w:t>Применить метод итераций для нахождения оптимальных стратегий в матричных играх 3×3.</w:t>
+        <w:t>Применить метод итераций для нахождения оптимальных стратегий в матричных играх 3×3. Метод реализовать в отдельном классе, работающем с матрицей любого размера m×n (тот же класс используется в задачах 1.1 и 1.3).</w:t>
       </w:r>
     </w:p>
     <w:p>
@@ -811,7 +542,7 @@
           <w:kern w:val="0"/>
           <w:lang w:eastAsia="ru-RU" w:bidi="ar-SA"/>
         </w:rPr>
-        <w:t>Определить оптимальные стратегии с заданной точностью ε = 0.001.</w:t>
+        <w:t>Определить оптимальные стратегии с заданной точностью ε = 0.001. Точность и максимальное число итераций задаются на форме; итерации прекращаются, когда разность верхней и нижней оценок цены игры не превышает ε.</w:t>
       </w:r>
     </w:p>
     <w:p>
@@ -843,7 +574,7 @@
           <w:kern w:val="0"/>
           <w:lang w:eastAsia="ru-RU" w:bidi="ar-SA"/>
         </w:rPr>
-        <w:t>Вычислить количество итераций, необходимых для достижения сходимости.</w:t>
+        <w:t>Вычислить количество итераций, необходимых для достижения сходимости, для ε = 0.1; 0.01; 0.001 и вывести результаты в таблицу «точность — число итераций — цена игры».</w:t>
       </w:r>
     </w:p>
     <w:p>
@@ -875,7 +606,7 @@
           <w:kern w:val="0"/>
           <w:lang w:eastAsia="ru-RU" w:bidi="ar-SA"/>
         </w:rPr>
-        <w:t>Проверить оптимальность найденного решения.</w:t>
+        <w:t>Проверить оптимальность найденного решения тем же методом проверки, что и в задаче 1.1 (общий метод класса, а не копия кода).</w:t>
       </w:r>
     </w:p>
     <w:p>
@@ -907,7 +638,7 @@
           <w:kern w:val="0"/>
           <w:lang w:eastAsia="ru-RU" w:bidi="ar-SA"/>
         </w:rPr>
-        <w:t>Реализовать задание в среде разработки WF, обеспечив вывод промежуточных результатов, количества итераций и обработку исключений при некорректном вводе данных.</w:t>
+        <w:t>Реализовать задание в среде разработки WF, обеспечив вывод промежуточных результатов в DataGridView (номер итерации, стратегии, выбранные игроками A и B, накопленные выигрыши, нижняя и верхняя оценки), количества итераций и обработку исключений при некорректном вводе данных. Если точность не достигнута за заданное число итераций, выводится предупреждение и последние полученные оценки.</w:t>
       </w:r>
     </w:p>
     <w:p>
@@ -929,12 +660,10 @@
           <w:rFonts w:ascii="Times New Roman" w:eastAsia="Times New Roman" w:hAnsi="Times New Roman" w:cs="Times New Roman"/>
           <w:b/>
           <w:bCs/>
-          <w:i/>
-          <w:iCs/>
-          <w:kern w:val="0"/>
-          <w:lang w:eastAsia="ru-RU" w:bidi="ar-SA"/>
-        </w:rPr>
-        <w:t>Обязательно:</w:t>
+          <w:kern w:val="0"/>
+          <w:lang w:eastAsia="ru-RU" w:bidi="ar-SA"/>
+        </w:rPr>
+        <w:t>Задача 1.3: Сравнение методов</w:t>
       </w:r>
     </w:p>
     <w:p>
@@ -966,219 +695,7 @@
           <w:kern w:val="0"/>
           <w:lang w:eastAsia="ru-RU" w:bidi="ar-SA"/>
         </w:rPr>
-        <w:t>Промежуточные результаты выводятся в DataGridView: номер итерации k, стратегия игрока A, стратегия игрока B, накопленные выигрыши, нижняя и верхняя оценки цены игры, текущие частоты стратегий.</w:t>
-      </w:r>
-    </w:p>
-    <w:p>
-      <w:pPr>
-        <w:pStyle w:val="a7"/>
-        <w:numPr>
-          <w:ilvl w:val="0"/>
-          <w:numId w:val="8"/>
-        </w:numPr>
-        <w:tabs>
-          <w:tab w:val="clear" w:pos="720"/>
-          <w:tab w:val="num" w:pos="993"/>
-        </w:tabs>
-        <w:suppressAutoHyphens w:val="0"/>
-        <w:autoSpaceDN/>
-        <w:spacing w:before="100" w:beforeAutospacing="1" w:after="100" w:afterAutospacing="1" w:line="360" w:lineRule="auto"/>
-        <w:ind w:left="-426"/>
-        <w:jc w:val="both"/>
-        <w:textAlignment w:val="auto"/>
-        <w:rPr>
-          <w:rFonts w:ascii="Times New Roman" w:eastAsia="Times New Roman" w:hAnsi="Times New Roman" w:cs="Times New Roman"/>
-          <w:kern w:val="0"/>
-          <w:lang w:eastAsia="ru-RU" w:bidi="ar-SA"/>
-        </w:rPr>
-      </w:pPr>
-      <w:r>
-        <w:rPr>
-          <w:rFonts w:ascii="Times New Roman" w:eastAsia="Times New Roman" w:hAnsi="Times New Roman" w:cs="Times New Roman"/>
-          <w:kern w:val="0"/>
-          <w:lang w:eastAsia="ru-RU" w:bidi="ar-SA"/>
-        </w:rPr>
-        <w:t>Точность ε и максимальное число итераций задаются на форме. Если точность не достигнута за заданное число итераций, выводится предупреждение и последние полученные оценки.</w:t>
-      </w:r>
-    </w:p>
-    <w:p>
-      <w:pPr>
-        <w:pStyle w:val="a7"/>
-        <w:numPr>
-          <w:ilvl w:val="0"/>
-          <w:numId w:val="8"/>
-        </w:numPr>
-        <w:tabs>
-          <w:tab w:val="clear" w:pos="720"/>
-          <w:tab w:val="num" w:pos="993"/>
-        </w:tabs>
-        <w:suppressAutoHyphens w:val="0"/>
-        <w:autoSpaceDN/>
-        <w:spacing w:before="100" w:beforeAutospacing="1" w:after="100" w:afterAutospacing="1" w:line="360" w:lineRule="auto"/>
-        <w:ind w:left="-426"/>
-        <w:jc w:val="both"/>
-        <w:textAlignment w:val="auto"/>
-        <w:rPr>
-          <w:rFonts w:ascii="Times New Roman" w:eastAsia="Times New Roman" w:hAnsi="Times New Roman" w:cs="Times New Roman"/>
-          <w:kern w:val="0"/>
-          <w:lang w:eastAsia="ru-RU" w:bidi="ar-SA"/>
-        </w:rPr>
-      </w:pPr>
-      <w:r>
-        <w:rPr>
-          <w:rFonts w:ascii="Times New Roman" w:eastAsia="Times New Roman" w:hAnsi="Times New Roman" w:cs="Times New Roman"/>
-          <w:kern w:val="0"/>
-          <w:lang w:eastAsia="ru-RU" w:bidi="ar-SA"/>
-        </w:rPr>
-        <w:t>Для ε = 0.1; 0.01; 0.001 выводится таблица «точность — число итераций — цена игры».</w:t>
-      </w:r>
-    </w:p>
-    <w:p>
-      <w:pPr>
-        <w:suppressAutoHyphens w:val="0"/>
-        <w:autoSpaceDN/>
-        <w:spacing w:before="100" w:beforeAutospacing="1" w:after="100" w:afterAutospacing="1" w:line="360" w:lineRule="auto"/>
-        <w:ind w:left="-426"/>
-        <w:jc w:val="both"/>
-        <w:textAlignment w:val="auto"/>
-        <w:rPr>
-          <w:rFonts w:ascii="Times New Roman" w:eastAsia="Times New Roman" w:hAnsi="Times New Roman" w:cs="Times New Roman"/>
-          <w:kern w:val="0"/>
-          <w:lang w:eastAsia="ru-RU" w:bidi="ar-SA"/>
-        </w:rPr>
-      </w:pPr>
-      <w:r>
-        <w:rPr>
-          <w:rFonts w:ascii="Times New Roman" w:eastAsia="Times New Roman" w:hAnsi="Times New Roman" w:cs="Times New Roman"/>
-          <w:b/>
-          <w:bCs/>
-          <w:i/>
-          <w:iCs/>
-          <w:kern w:val="0"/>
-          <w:lang w:eastAsia="ru-RU" w:bidi="ar-SA"/>
-        </w:rPr>
-        <w:t>Усложнение:</w:t>
-      </w:r>
-    </w:p>
-    <w:p>
-      <w:pPr>
-        <w:pStyle w:val="a7"/>
-        <w:numPr>
-          <w:ilvl w:val="0"/>
-          <w:numId w:val="8"/>
-        </w:numPr>
-        <w:tabs>
-          <w:tab w:val="clear" w:pos="720"/>
-          <w:tab w:val="num" w:pos="993"/>
-        </w:tabs>
-        <w:suppressAutoHyphens w:val="0"/>
-        <w:autoSpaceDN/>
-        <w:spacing w:before="100" w:beforeAutospacing="1" w:after="100" w:afterAutospacing="1" w:line="360" w:lineRule="auto"/>
-        <w:ind w:left="-426"/>
-        <w:jc w:val="both"/>
-        <w:textAlignment w:val="auto"/>
-        <w:rPr>
-          <w:rFonts w:ascii="Times New Roman" w:eastAsia="Times New Roman" w:hAnsi="Times New Roman" w:cs="Times New Roman"/>
-          <w:kern w:val="0"/>
-          <w:lang w:eastAsia="ru-RU" w:bidi="ar-SA"/>
-        </w:rPr>
-      </w:pPr>
-      <w:r>
-        <w:rPr>
-          <w:rFonts w:ascii="Times New Roman" w:eastAsia="Times New Roman" w:hAnsi="Times New Roman" w:cs="Times New Roman"/>
-          <w:kern w:val="0"/>
-          <w:lang w:eastAsia="ru-RU" w:bidi="ar-SA"/>
-        </w:rPr>
-        <w:t>Пошаговый режим: кнопка «Шаг» выполняет одну итерацию, кнопки «Старт» и «Пауза» запускают и останавливают автоматическое выполнение с помощью компонента Timer; скорость задаётся элементом TrackBar.</w:t>
-      </w:r>
-    </w:p>
-    <w:p>
-      <w:pPr>
-        <w:pStyle w:val="a7"/>
-        <w:numPr>
-          <w:ilvl w:val="0"/>
-          <w:numId w:val="8"/>
-        </w:numPr>
-        <w:tabs>
-          <w:tab w:val="clear" w:pos="720"/>
-          <w:tab w:val="num" w:pos="993"/>
-        </w:tabs>
-        <w:suppressAutoHyphens w:val="0"/>
-        <w:autoSpaceDN/>
-        <w:spacing w:before="100" w:beforeAutospacing="1" w:after="100" w:afterAutospacing="1" w:line="360" w:lineRule="auto"/>
-        <w:ind w:left="-426"/>
-        <w:jc w:val="both"/>
-        <w:textAlignment w:val="auto"/>
-        <w:rPr>
-          <w:rFonts w:ascii="Times New Roman" w:eastAsia="Times New Roman" w:hAnsi="Times New Roman" w:cs="Times New Roman"/>
-          <w:kern w:val="0"/>
-          <w:lang w:eastAsia="ru-RU" w:bidi="ar-SA"/>
-        </w:rPr>
-      </w:pPr>
-      <w:r>
-        <w:rPr>
-          <w:rFonts w:ascii="Times New Roman" w:eastAsia="Times New Roman" w:hAnsi="Times New Roman" w:cs="Times New Roman"/>
-          <w:kern w:val="0"/>
-          <w:lang w:eastAsia="ru-RU" w:bidi="ar-SA"/>
-        </w:rPr>
-        <w:t>На каждой итерации в DataGridView матрицы подсвечиваются строка, выбранная игроком A, и столбец, выбранный игроком B; таблица итераций и график сходимости дополняются по ходу выполнения.</w:t>
-      </w:r>
-    </w:p>
-    <w:p>
-      <w:pPr>
-        <w:suppressAutoHyphens w:val="0"/>
-        <w:autoSpaceDN/>
-        <w:spacing w:before="100" w:beforeAutospacing="1" w:after="100" w:afterAutospacing="1" w:line="360" w:lineRule="auto"/>
-        <w:ind w:left="-426"/>
-        <w:jc w:val="both"/>
-        <w:textAlignment w:val="auto"/>
-        <w:rPr>
-          <w:rFonts w:ascii="Times New Roman" w:eastAsia="Times New Roman" w:hAnsi="Times New Roman" w:cs="Times New Roman"/>
-          <w:kern w:val="0"/>
-          <w:lang w:eastAsia="ru-RU" w:bidi="ar-SA"/>
-        </w:rPr>
-      </w:pPr>
-      <w:r>
-        <w:rPr>
-          <w:rFonts w:ascii="Times New Roman" w:eastAsia="Times New Roman" w:hAnsi="Times New Roman" w:cs="Times New Roman"/>
-          <w:b/>
-          <w:bCs/>
-          <w:kern w:val="0"/>
-          <w:lang w:eastAsia="ru-RU" w:bidi="ar-SA"/>
-        </w:rPr>
-        <w:t>Задача 1.3: Сравнение методов</w:t>
-      </w:r>
-    </w:p>
-    <w:p>
-      <w:pPr>
-        <w:pStyle w:val="a7"/>
-        <w:numPr>
-          <w:ilvl w:val="0"/>
-          <w:numId w:val="8"/>
-        </w:numPr>
-        <w:tabs>
-          <w:tab w:val="clear" w:pos="720"/>
-          <w:tab w:val="num" w:pos="993"/>
-        </w:tabs>
-        <w:suppressAutoHyphens w:val="0"/>
-        <w:autoSpaceDN/>
-        <w:spacing w:before="100" w:beforeAutospacing="1" w:after="100" w:afterAutospacing="1" w:line="360" w:lineRule="auto"/>
-        <w:ind w:left="-426"/>
-        <w:jc w:val="both"/>
-        <w:textAlignment w:val="auto"/>
-        <w:rPr>
-          <w:rFonts w:ascii="Times New Roman" w:eastAsia="Times New Roman" w:hAnsi="Times New Roman" w:cs="Times New Roman"/>
-          <w:kern w:val="0"/>
-          <w:lang w:eastAsia="ru-RU" w:bidi="ar-SA"/>
-        </w:rPr>
-      </w:pPr>
-      <w:r>
-        <w:rPr>
-          <w:rFonts w:ascii="Times New Roman" w:eastAsia="Times New Roman" w:hAnsi="Times New Roman" w:cs="Times New Roman"/>
-          <w:kern w:val="0"/>
-          <w:lang w:eastAsia="ru-RU" w:bidi="ar-SA"/>
-        </w:rPr>
-        <w:t>Решить заданную матрицу игры методом итераций.</w:t>
+        <w:t>Решить заданную матрицу игры методом итераций с точностью ε = 0.001.</w:t>
       </w:r>
     </w:p>
     <w:p>
@@ -1280,39 +797,7 @@
           <w:kern w:val="0"/>
           <w:lang w:eastAsia="ru-RU" w:bidi="ar-SA"/>
         </w:rPr>
-        <w:t>Решить ту же матрицу игры графическим методом (если это возможно).</w:t>
-      </w:r>
-    </w:p>
-    <w:p>
-      <w:pPr>
-        <w:pStyle w:val="a7"/>
-        <w:numPr>
-          <w:ilvl w:val="0"/>
-          <w:numId w:val="8"/>
-        </w:numPr>
-        <w:tabs>
-          <w:tab w:val="clear" w:pos="720"/>
-          <w:tab w:val="num" w:pos="993"/>
-        </w:tabs>
-        <w:suppressAutoHyphens w:val="0"/>
-        <w:autoSpaceDN/>
-        <w:spacing w:before="100" w:beforeAutospacing="1" w:after="100" w:afterAutospacing="1" w:line="360" w:lineRule="auto"/>
-        <w:ind w:left="-426"/>
-        <w:jc w:val="both"/>
-        <w:textAlignment w:val="auto"/>
-        <w:rPr>
-          <w:rFonts w:ascii="Times New Roman" w:eastAsia="Times New Roman" w:hAnsi="Times New Roman" w:cs="Times New Roman"/>
-          <w:kern w:val="0"/>
-          <w:lang w:eastAsia="ru-RU" w:bidi="ar-SA"/>
-        </w:rPr>
-      </w:pPr>
-      <w:r>
-        <w:rPr>
-          <w:rFonts w:ascii="Times New Roman" w:eastAsia="Times New Roman" w:hAnsi="Times New Roman" w:cs="Times New Roman"/>
-          <w:kern w:val="0"/>
-          <w:lang w:eastAsia="ru-RU" w:bidi="ar-SA"/>
-        </w:rPr>
-        <w:t>Обосновать, возможно ли решение графическим методом для данной матрицы. Решить графическим методом матрицу G (2×4):</w:t>
+        <w:t>Решить ту же матрицу игры графическим методом (если это возможно): программно проверить, применим ли метод (матрица 2×n или m×2, в том числе после исключения доминируемых строк и столбцов), и обосновать вывод для данной матрицы. Графическим методом и методом итераций решить также матрицу G (2×4):</w:t>
       </w:r>
     </w:p>
     <w:tbl>
@@ -1347,7 +832,7 @@
               <w:rPr>
                 <w:rFonts w:ascii="Times New Roman" w:hAnsi="Times New Roman" w:cs="Times New Roman"/>
               </w:rPr>
-              <w:t>2</w:t>
+              <w:t xml:space="preserve">2</w:t>
             </w:r>
           </w:p>
         </w:tc>
@@ -1363,7 +848,7 @@
               <w:rPr>
                 <w:rFonts w:ascii="Times New Roman" w:hAnsi="Times New Roman" w:cs="Times New Roman"/>
               </w:rPr>
-              <w:t>3</w:t>
+              <w:t xml:space="preserve">3</w:t>
             </w:r>
           </w:p>
         </w:tc>
@@ -1379,7 +864,7 @@
               <w:rPr>
                 <w:rFonts w:ascii="Times New Roman" w:hAnsi="Times New Roman" w:cs="Times New Roman"/>
               </w:rPr>
-              <w:t>1</w:t>
+              <w:t xml:space="preserve">1</w:t>
             </w:r>
           </w:p>
         </w:tc>
@@ -1395,7 +880,7 @@
               <w:rPr>
                 <w:rFonts w:ascii="Times New Roman" w:hAnsi="Times New Roman" w:cs="Times New Roman"/>
               </w:rPr>
-              <w:t>5</w:t>
+              <w:t xml:space="preserve">5</w:t>
             </w:r>
           </w:p>
         </w:tc>
@@ -1413,7 +898,7 @@
               <w:rPr>
                 <w:rFonts w:ascii="Times New Roman" w:hAnsi="Times New Roman" w:cs="Times New Roman"/>
               </w:rPr>
-              <w:t>4</w:t>
+              <w:t xml:space="preserve">4</w:t>
             </w:r>
           </w:p>
         </w:tc>
@@ -1429,7 +914,7 @@
               <w:rPr>
                 <w:rFonts w:ascii="Times New Roman" w:hAnsi="Times New Roman" w:cs="Times New Roman"/>
               </w:rPr>
-              <w:t>1</w:t>
+              <w:t xml:space="preserve">1</w:t>
             </w:r>
           </w:p>
         </w:tc>
@@ -1445,7 +930,7 @@
               <w:rPr>
                 <w:rFonts w:ascii="Times New Roman" w:hAnsi="Times New Roman" w:cs="Times New Roman"/>
               </w:rPr>
-              <w:t>6</w:t>
+              <w:t xml:space="preserve">6</w:t>
             </w:r>
           </w:p>
         </w:tc>
@@ -1461,7 +946,7 @@
               <w:rPr>
                 <w:rFonts w:ascii="Times New Roman" w:hAnsi="Times New Roman" w:cs="Times New Roman"/>
               </w:rPr>
-              <w:t>0</w:t>
+              <w:t xml:space="preserve">0</w:t>
             </w:r>
           </w:p>
         </w:tc>
@@ -1496,7 +981,7 @@
           <w:kern w:val="0"/>
           <w:lang w:eastAsia="ru-RU" w:bidi="ar-SA"/>
         </w:rPr>
-        <w:t>Сравнить полученные результаты.</w:t>
+        <w:t>Сравнить полученные результаты для матрицы G в сводной таблице: метод, стратегии игроков, цена игры, число итераций (шагов), расхождение между методами.</w:t>
       </w:r>
     </w:p>
     <w:p>
@@ -1528,7 +1013,7 @@
           <w:kern w:val="0"/>
           <w:lang w:eastAsia="ru-RU" w:bidi="ar-SA"/>
         </w:rPr>
-        <w:t>Оценить эффективность каждого из методов.</w:t>
+        <w:t>Оценить эффективность каждого из методов по точности, времени расчёта (измерить классом Stopwatch) и области применимости.</w:t>
       </w:r>
     </w:p>
     <w:p>
@@ -1560,7 +1045,7 @@
           <w:kern w:val="0"/>
           <w:lang w:eastAsia="ru-RU" w:bidi="ar-SA"/>
         </w:rPr>
-        <w:t>Реализовать задание в среде разработки WF, включая визуализацию результатов сравнения.</w:t>
+        <w:t>Реализовать задание в среде разработки WF, включая визуализацию результатов сравнения: на графике графического метода показать прямые для каждой стратегии игрока B, выделить нижнюю огибающую и отметить точку максимина с подписью координат; активные стратегии игрока B определяются программой.</w:t>
       </w:r>
     </w:p>
     <w:p>
@@ -1582,12 +1067,10 @@
           <w:rFonts w:ascii="Times New Roman" w:eastAsia="Times New Roman" w:hAnsi="Times New Roman" w:cs="Times New Roman"/>
           <w:b/>
           <w:bCs/>
-          <w:i/>
-          <w:iCs/>
-          <w:kern w:val="0"/>
-          <w:lang w:eastAsia="ru-RU" w:bidi="ar-SA"/>
-        </w:rPr>
-        <w:t>Обязательно:</w:t>
+          <w:kern w:val="0"/>
+          <w:lang w:eastAsia="ru-RU" w:bidi="ar-SA"/>
+        </w:rPr>
+        <w:t>Задача 1.4: Демонстрационный режим</w:t>
       </w:r>
     </w:p>
     <w:p>
@@ -1619,7 +1102,7 @@
           <w:kern w:val="0"/>
           <w:lang w:eastAsia="ru-RU" w:bidi="ar-SA"/>
         </w:rPr>
-        <w:t>Результаты методов выводятся в сводную таблицу: метод, стратегии игроков, цена игры, число итераций, время расчёта (класс Stopwatch).</w:t>
+        <w:t>Добавить в программу пошаговый режим метода итераций: кнопка «Шаг» выполняет одну итерацию, кнопки «Старт» и «Пауза» запускают и останавливают автоматическое выполнение с помощью компонента Timer, скорость выполнения задаётся элементом TrackBar, кнопка «Сброс» возвращает программу в исходное состояние.</w:t>
       </w:r>
     </w:p>
     <w:p>
@@ -1651,34 +1134,7 @@
           <w:kern w:val="0"/>
           <w:lang w:eastAsia="ru-RU" w:bidi="ar-SA"/>
         </w:rPr>
-        <w:t>Сравнение методов показывается столбчатой диаграммой (Chart): цена игры и время расчёта по каждому методу.</w:t>
-      </w:r>
-    </w:p>
-    <w:p>
-      <w:pPr>
-        <w:suppressAutoHyphens w:val="0"/>
-        <w:autoSpaceDN/>
-        <w:spacing w:before="100" w:beforeAutospacing="1" w:after="100" w:afterAutospacing="1" w:line="360" w:lineRule="auto"/>
-        <w:ind w:left="-426"/>
-        <w:jc w:val="both"/>
-        <w:textAlignment w:val="auto"/>
-        <w:rPr>
-          <w:rFonts w:ascii="Times New Roman" w:eastAsia="Times New Roman" w:hAnsi="Times New Roman" w:cs="Times New Roman"/>
-          <w:kern w:val="0"/>
-          <w:lang w:eastAsia="ru-RU" w:bidi="ar-SA"/>
-        </w:rPr>
-      </w:pPr>
-      <w:r>
-        <w:rPr>
-          <w:rFonts w:ascii="Times New Roman" w:eastAsia="Times New Roman" w:hAnsi="Times New Roman" w:cs="Times New Roman"/>
-          <w:b/>
-          <w:bCs/>
-          <w:i/>
-          <w:iCs/>
-          <w:kern w:val="0"/>
-          <w:lang w:eastAsia="ru-RU" w:bidi="ar-SA"/>
-        </w:rPr>
-        <w:t>Усложнение:</w:t>
+        <w:t>На каждой итерации в DataGridView матрицы подсвечиваются строка, выбранная игроком A, и столбец, выбранный игроком B; таблица итераций и график сходимости дополняются по ходу выполнения.</w:t>
       </w:r>
     </w:p>
     <w:p>
@@ -1710,7 +1166,60 @@
           <w:kern w:val="0"/>
           <w:lang w:eastAsia="ru-RU" w:bidi="ar-SA"/>
         </w:rPr>
-        <w:t>График графического метода строится без компонента Chart — средствами GDI+ в обработчике события Paint элемента PictureBox или Panel: оси, прямые для каждой стратегии игрока B, нижняя огибающая (выделена толще), точка максимина с подписью координат. При изменении размера окна рисунок масштабируется.</w:t>
+        <w:t>Во время автоматического выполнения ввод матрицы и параметров блокируется, после остановки — снова доступен.</w:t>
+      </w:r>
+    </w:p>
+    <w:p>
+      <w:pPr>
+        <w:suppressAutoHyphens w:val="0"/>
+        <w:autoSpaceDN/>
+        <w:spacing w:before="100" w:beforeAutospacing="1" w:after="100" w:afterAutospacing="1" w:line="360" w:lineRule="auto"/>
+        <w:ind w:left="-426"/>
+        <w:jc w:val="center"/>
+        <w:textAlignment w:val="auto"/>
+        <w:outlineLvl w:val="3"/>
+        <w:rPr>
+          <w:rFonts w:ascii="Times New Roman" w:eastAsia="Times New Roman" w:hAnsi="Times New Roman" w:cs="Times New Roman"/>
+          <w:b/>
+          <w:bCs/>
+          <w:kern w:val="0"/>
+          <w:lang w:eastAsia="ru-RU" w:bidi="ar-SA"/>
+        </w:rPr>
+      </w:pPr>
+      <w:r>
+        <w:rPr>
+          <w:rFonts w:ascii="Times New Roman" w:eastAsia="Times New Roman" w:hAnsi="Times New Roman" w:cs="Times New Roman"/>
+          <w:b/>
+          <w:bCs/>
+          <w:kern w:val="0"/>
+          <w:lang w:eastAsia="ru-RU" w:bidi="ar-SA"/>
+        </w:rPr>
+        <w:t>Аналитическая часть</w:t>
+      </w:r>
+    </w:p>
+    <w:p>
+      <w:pPr>
+        <w:suppressAutoHyphens w:val="0"/>
+        <w:autoSpaceDN/>
+        <w:spacing w:before="100" w:beforeAutospacing="1" w:after="100" w:afterAutospacing="1" w:line="360" w:lineRule="auto"/>
+        <w:ind w:left="-426"/>
+        <w:jc w:val="both"/>
+        <w:textAlignment w:val="auto"/>
+        <w:rPr>
+          <w:rFonts w:ascii="Times New Roman" w:eastAsia="Times New Roman" w:hAnsi="Times New Roman" w:cs="Times New Roman"/>
+          <w:kern w:val="0"/>
+          <w:lang w:eastAsia="ru-RU" w:bidi="ar-SA"/>
+        </w:rPr>
+      </w:pPr>
+      <w:r>
+        <w:rPr>
+          <w:rFonts w:ascii="Times New Roman" w:eastAsia="Times New Roman" w:hAnsi="Times New Roman" w:cs="Times New Roman"/>
+          <w:b/>
+          <w:bCs/>
+          <w:kern w:val="0"/>
+          <w:lang w:eastAsia="ru-RU" w:bidi="ar-SA"/>
+        </w:rPr>
+        <w:t>Задача 2.1: Анализ результатов</w:t>
       </w:r>
     </w:p>
     <w:p>
@@ -1742,60 +1251,7 @@
           <w:kern w:val="0"/>
           <w:lang w:eastAsia="ru-RU" w:bidi="ar-SA"/>
         </w:rPr>
-        <w:t>Программа по построению сама определяет активные стратегии игрока B и решает получившуюся игру 2×2.</w:t>
-      </w:r>
-    </w:p>
-    <w:p>
-      <w:pPr>
-        <w:suppressAutoHyphens w:val="0"/>
-        <w:autoSpaceDN/>
-        <w:spacing w:before="100" w:beforeAutospacing="1" w:after="100" w:afterAutospacing="1" w:line="360" w:lineRule="auto"/>
-        <w:ind w:left="-426"/>
-        <w:jc w:val="center"/>
-        <w:textAlignment w:val="auto"/>
-        <w:outlineLvl w:val="3"/>
-        <w:rPr>
-          <w:rFonts w:ascii="Times New Roman" w:eastAsia="Times New Roman" w:hAnsi="Times New Roman" w:cs="Times New Roman"/>
-          <w:b/>
-          <w:bCs/>
-          <w:kern w:val="0"/>
-          <w:lang w:eastAsia="ru-RU" w:bidi="ar-SA"/>
-        </w:rPr>
-      </w:pPr>
-      <w:r>
-        <w:rPr>
-          <w:rFonts w:ascii="Times New Roman" w:eastAsia="Times New Roman" w:hAnsi="Times New Roman" w:cs="Times New Roman"/>
-          <w:b/>
-          <w:bCs/>
-          <w:kern w:val="0"/>
-          <w:lang w:eastAsia="ru-RU" w:bidi="ar-SA"/>
-        </w:rPr>
-        <w:t>Аналитическая часть</w:t>
-      </w:r>
-    </w:p>
-    <w:p>
-      <w:pPr>
-        <w:suppressAutoHyphens w:val="0"/>
-        <w:autoSpaceDN/>
-        <w:spacing w:before="100" w:beforeAutospacing="1" w:after="100" w:afterAutospacing="1" w:line="360" w:lineRule="auto"/>
-        <w:ind w:left="-426"/>
-        <w:jc w:val="both"/>
-        <w:textAlignment w:val="auto"/>
-        <w:rPr>
-          <w:rFonts w:ascii="Times New Roman" w:eastAsia="Times New Roman" w:hAnsi="Times New Roman" w:cs="Times New Roman"/>
-          <w:kern w:val="0"/>
-          <w:lang w:eastAsia="ru-RU" w:bidi="ar-SA"/>
-        </w:rPr>
-      </w:pPr>
-      <w:r>
-        <w:rPr>
-          <w:rFonts w:ascii="Times New Roman" w:eastAsia="Times New Roman" w:hAnsi="Times New Roman" w:cs="Times New Roman"/>
-          <w:b/>
-          <w:bCs/>
-          <w:kern w:val="0"/>
-          <w:lang w:eastAsia="ru-RU" w:bidi="ar-SA"/>
-        </w:rPr>
-        <w:t>Задача 2.1: Анализ результатов</w:t>
+        <w:t>Сравнить точность метода итераций с аналитическими методами решения матричных игр на матрицах задач 1.1–1.3: таблица «матрица — точная цена игры — итерационная цена игры — погрешность — число итераций».</w:t>
       </w:r>
     </w:p>
     <w:p>
@@ -1827,7 +1283,7 @@
           <w:kern w:val="0"/>
           <w:lang w:eastAsia="ru-RU" w:bidi="ar-SA"/>
         </w:rPr>
-        <w:t>Сравнить точность метода итераций с аналитическими методами решения матричных игр.</w:t>
+        <w:t>Проанализировать скорость сходимости метода итераций для различных типов матриц: кнопка «Случайная матрица» заполняет матрицу заданного размера случайными целыми числами из указанного на форме диапазона; для пяти случайных матриц каждого размера 2×2, 3×3 и 4×4 вывести среднее число итераций до достижения ε = 0.01.</w:t>
       </w:r>
     </w:p>
     <w:p>
@@ -1859,7 +1315,7 @@
           <w:kern w:val="0"/>
           <w:lang w:eastAsia="ru-RU" w:bidi="ar-SA"/>
         </w:rPr>
-        <w:t>Проанализировать скорость сходимости метода итераций для различных типов матриц.</w:t>
+        <w:t>Определить факторы, влияющие на скорость сходимости метода (размер матрицы, разброс значений элементов, наличие седловой точки); каждый вывод подтвердить числами из своих расчётов.</w:t>
       </w:r>
     </w:p>
     <w:p>
@@ -1891,7 +1347,7 @@
           <w:kern w:val="0"/>
           <w:lang w:eastAsia="ru-RU" w:bidi="ar-SA"/>
         </w:rPr>
-        <w:t>Определить факторы, влияющие на скорость сходимости метода.</w:t>
+        <w:t>Сделать выводы о применимости и эффективности метода итераций в сравнении с другими методами.</w:t>
       </w:r>
     </w:p>
     <w:p>
@@ -1923,7 +1379,32 @@
           <w:kern w:val="0"/>
           <w:lang w:eastAsia="ru-RU" w:bidi="ar-SA"/>
         </w:rPr>
-        <w:t>Сделать выводы о применимости и эффективности метода итераций в сравнении с другими методами.</w:t>
+        <w:t>Реализовать задание в среде разработки WF, включив таблицы и графики для наглядного представления полученных данных: результаты анализа выводятся на отдельной вкладке (TabControl), среднее число итераций по размерам матриц — столбчатой диаграммой.</w:t>
+      </w:r>
+    </w:p>
+    <w:p>
+      <w:pPr>
+        <w:suppressAutoHyphens w:val="0"/>
+        <w:autoSpaceDN/>
+        <w:spacing w:before="100" w:beforeAutospacing="1" w:after="100" w:afterAutospacing="1" w:line="360" w:lineRule="auto"/>
+        <w:ind w:left="-426"/>
+        <w:jc w:val="both"/>
+        <w:textAlignment w:val="auto"/>
+        <w:rPr>
+          <w:rFonts w:ascii="Times New Roman" w:eastAsia="Times New Roman" w:hAnsi="Times New Roman" w:cs="Times New Roman"/>
+          <w:kern w:val="0"/>
+          <w:lang w:eastAsia="ru-RU" w:bidi="ar-SA"/>
+        </w:rPr>
+      </w:pPr>
+      <w:r>
+        <w:rPr>
+          <w:rFonts w:ascii="Times New Roman" w:eastAsia="Times New Roman" w:hAnsi="Times New Roman" w:cs="Times New Roman"/>
+          <w:b/>
+          <w:bCs/>
+          <w:kern w:val="0"/>
+          <w:lang w:eastAsia="ru-RU" w:bidi="ar-SA"/>
+        </w:rPr>
+        <w:t>Задача 2.2: Практические приложения</w:t>
       </w:r>
     </w:p>
     <w:p>
@@ -1955,34 +1436,7 @@
           <w:kern w:val="0"/>
           <w:lang w:eastAsia="ru-RU" w:bidi="ar-SA"/>
         </w:rPr>
-        <w:t>Реализовать задание в среде разработки WF, включив таблицы и графики для наглядного представления полученных данных.</w:t>
-      </w:r>
-    </w:p>
-    <w:p>
-      <w:pPr>
-        <w:suppressAutoHyphens w:val="0"/>
-        <w:autoSpaceDN/>
-        <w:spacing w:before="100" w:beforeAutospacing="1" w:after="100" w:afterAutospacing="1" w:line="360" w:lineRule="auto"/>
-        <w:ind w:left="-426"/>
-        <w:jc w:val="both"/>
-        <w:textAlignment w:val="auto"/>
-        <w:rPr>
-          <w:rFonts w:ascii="Times New Roman" w:eastAsia="Times New Roman" w:hAnsi="Times New Roman" w:cs="Times New Roman"/>
-          <w:kern w:val="0"/>
-          <w:lang w:eastAsia="ru-RU" w:bidi="ar-SA"/>
-        </w:rPr>
-      </w:pPr>
-      <w:r>
-        <w:rPr>
-          <w:rFonts w:ascii="Times New Roman" w:eastAsia="Times New Roman" w:hAnsi="Times New Roman" w:cs="Times New Roman"/>
-          <w:b/>
-          <w:bCs/>
-          <w:i/>
-          <w:iCs/>
-          <w:kern w:val="0"/>
-          <w:lang w:eastAsia="ru-RU" w:bidi="ar-SA"/>
-        </w:rPr>
-        <w:t>Обязательно:</w:t>
+        <w:t xml:space="preserve">Привести два примера реальных задач из различных областей, решаемых с помощью матричных игр (например, задачи в экономике, теории игр и т. д.). Для одного примера составить собственную платёжную матрицу размером не менее 3×3, пояснить смысл строк, столбцов и чисел и решить её в программе.</w:t>
       </w:r>
     </w:p>
     <w:p>
@@ -2014,34 +1468,7 @@
           <w:kern w:val="0"/>
           <w:lang w:eastAsia="ru-RU" w:bidi="ar-SA"/>
         </w:rPr>
-        <w:t>Для матриц задач 1.1–1.3 на одном графике строится зависимость погрешности |vₖ − v| от номера итерации k (логарифмическая шкала по оси Y).</w:t>
-      </w:r>
-    </w:p>
-    <w:p>
-      <w:pPr>
-        <w:suppressAutoHyphens w:val="0"/>
-        <w:autoSpaceDN/>
-        <w:spacing w:before="100" w:beforeAutospacing="1" w:after="100" w:afterAutospacing="1" w:line="360" w:lineRule="auto"/>
-        <w:ind w:left="-426"/>
-        <w:jc w:val="both"/>
-        <w:textAlignment w:val="auto"/>
-        <w:rPr>
-          <w:rFonts w:ascii="Times New Roman" w:eastAsia="Times New Roman" w:hAnsi="Times New Roman" w:cs="Times New Roman"/>
-          <w:kern w:val="0"/>
-          <w:lang w:eastAsia="ru-RU" w:bidi="ar-SA"/>
-        </w:rPr>
-      </w:pPr>
-      <w:r>
-        <w:rPr>
-          <w:rFonts w:ascii="Times New Roman" w:eastAsia="Times New Roman" w:hAnsi="Times New Roman" w:cs="Times New Roman"/>
-          <w:b/>
-          <w:bCs/>
-          <w:i/>
-          <w:iCs/>
-          <w:kern w:val="0"/>
-          <w:lang w:eastAsia="ru-RU" w:bidi="ar-SA"/>
-        </w:rPr>
-        <w:t>Усложнение:</w:t>
+        <w:t>Объяснить экономический смысл решений, полученных с использованием метода итераций, на примере своей матрицы: что означают частоты стратегий и цена игры.</w:t>
       </w:r>
     </w:p>
     <w:p>
@@ -2073,32 +1500,7 @@
           <w:kern w:val="0"/>
           <w:lang w:eastAsia="ru-RU" w:bidi="ar-SA"/>
         </w:rPr>
-        <w:t>Кнопка «Случайная матрица» заполняет матрицу заданного размера случайными числами из диапазона, указанного на форме. Для 10 случайных матриц размеров 2×2, 3×3 и 4×4 выводится таблица среднего числа итераций до достижения ε = 0.01.</w:t>
-      </w:r>
-    </w:p>
-    <w:p>
-      <w:pPr>
-        <w:suppressAutoHyphens w:val="0"/>
-        <w:autoSpaceDN/>
-        <w:spacing w:before="100" w:beforeAutospacing="1" w:after="100" w:afterAutospacing="1" w:line="360" w:lineRule="auto"/>
-        <w:ind w:left="-426"/>
-        <w:jc w:val="both"/>
-        <w:textAlignment w:val="auto"/>
-        <w:rPr>
-          <w:rFonts w:ascii="Times New Roman" w:eastAsia="Times New Roman" w:hAnsi="Times New Roman" w:cs="Times New Roman"/>
-          <w:kern w:val="0"/>
-          <w:lang w:eastAsia="ru-RU" w:bidi="ar-SA"/>
-        </w:rPr>
-      </w:pPr>
-      <w:r>
-        <w:rPr>
-          <w:rFonts w:ascii="Times New Roman" w:eastAsia="Times New Roman" w:hAnsi="Times New Roman" w:cs="Times New Roman"/>
-          <w:b/>
-          <w:bCs/>
-          <w:kern w:val="0"/>
-          <w:lang w:eastAsia="ru-RU" w:bidi="ar-SA"/>
-        </w:rPr>
-        <w:t>Задача 2.2: Практические приложения</w:t>
+        <w:t>Провести анализ устойчивости найденных решений программно: кнопка случайно изменяет все элементы матрицы в пределах ±5% и пересчитывает решение; после 10 повторений вывести наименьшее и наибольшее значения цены игры и указать, менялись ли активные стратегии.</w:t>
       </w:r>
     </w:p>
     <w:p>
@@ -2130,7 +1532,7 @@
           <w:kern w:val="0"/>
           <w:lang w:eastAsia="ru-RU" w:bidi="ar-SA"/>
         </w:rPr>
-        <w:t xml:space="preserve">Привести примеры реальных задач из различных областей, решаемых с помощью матричных игр (например, задачи в экономике, теории игр и т. Д.).</w:t>
+        <w:t>Предложить возможные улучшения алгоритма метода итераций и реализовать одно из них — остановку по наилучшим накопленным оценкам (максимум всех нижних и минимум всех верхних оценок); сравнить число итераций с исходным вариантом для матриц задач 1.1–1.3.</w:t>
       </w:r>
     </w:p>
     <w:p>
@@ -2162,162 +1564,7 @@
           <w:kern w:val="0"/>
           <w:lang w:eastAsia="ru-RU" w:bidi="ar-SA"/>
         </w:rPr>
-        <w:t>Объяснить экономический смысл решений, полученных с использованием метода итераций.</w:t>
-      </w:r>
-    </w:p>
-    <w:p>
-      <w:pPr>
-        <w:pStyle w:val="a7"/>
-        <w:numPr>
-          <w:ilvl w:val="0"/>
-          <w:numId w:val="8"/>
-        </w:numPr>
-        <w:tabs>
-          <w:tab w:val="clear" w:pos="720"/>
-          <w:tab w:val="num" w:pos="993"/>
-        </w:tabs>
-        <w:suppressAutoHyphens w:val="0"/>
-        <w:autoSpaceDN/>
-        <w:spacing w:before="100" w:beforeAutospacing="1" w:after="100" w:afterAutospacing="1" w:line="360" w:lineRule="auto"/>
-        <w:ind w:left="-426"/>
-        <w:jc w:val="both"/>
-        <w:textAlignment w:val="auto"/>
-        <w:rPr>
-          <w:rFonts w:ascii="Times New Roman" w:eastAsia="Times New Roman" w:hAnsi="Times New Roman" w:cs="Times New Roman"/>
-          <w:kern w:val="0"/>
-          <w:lang w:eastAsia="ru-RU" w:bidi="ar-SA"/>
-        </w:rPr>
-      </w:pPr>
-      <w:r>
-        <w:rPr>
-          <w:rFonts w:ascii="Times New Roman" w:eastAsia="Times New Roman" w:hAnsi="Times New Roman" w:cs="Times New Roman"/>
-          <w:kern w:val="0"/>
-          <w:lang w:eastAsia="ru-RU" w:bidi="ar-SA"/>
-        </w:rPr>
-        <w:t>Провести анализ устойчивости найденных решений.</w:t>
-      </w:r>
-    </w:p>
-    <w:p>
-      <w:pPr>
-        <w:pStyle w:val="a7"/>
-        <w:numPr>
-          <w:ilvl w:val="0"/>
-          <w:numId w:val="8"/>
-        </w:numPr>
-        <w:tabs>
-          <w:tab w:val="clear" w:pos="720"/>
-          <w:tab w:val="num" w:pos="993"/>
-        </w:tabs>
-        <w:suppressAutoHyphens w:val="0"/>
-        <w:autoSpaceDN/>
-        <w:spacing w:before="100" w:beforeAutospacing="1" w:after="100" w:afterAutospacing="1" w:line="360" w:lineRule="auto"/>
-        <w:ind w:left="-426"/>
-        <w:jc w:val="both"/>
-        <w:textAlignment w:val="auto"/>
-        <w:rPr>
-          <w:rFonts w:ascii="Times New Roman" w:eastAsia="Times New Roman" w:hAnsi="Times New Roman" w:cs="Times New Roman"/>
-          <w:kern w:val="0"/>
-          <w:lang w:eastAsia="ru-RU" w:bidi="ar-SA"/>
-        </w:rPr>
-      </w:pPr>
-      <w:r>
-        <w:rPr>
-          <w:rFonts w:ascii="Times New Roman" w:eastAsia="Times New Roman" w:hAnsi="Times New Roman" w:cs="Times New Roman"/>
-          <w:kern w:val="0"/>
-          <w:lang w:eastAsia="ru-RU" w:bidi="ar-SA"/>
-        </w:rPr>
-        <w:t>Предложить возможные улучшения алгоритма метода итераций.</w:t>
-      </w:r>
-    </w:p>
-    <w:p>
-      <w:pPr>
-        <w:pStyle w:val="a7"/>
-        <w:numPr>
-          <w:ilvl w:val="0"/>
-          <w:numId w:val="8"/>
-        </w:numPr>
-        <w:tabs>
-          <w:tab w:val="clear" w:pos="720"/>
-          <w:tab w:val="num" w:pos="993"/>
-        </w:tabs>
-        <w:suppressAutoHyphens w:val="0"/>
-        <w:autoSpaceDN/>
-        <w:spacing w:before="100" w:beforeAutospacing="1" w:after="100" w:afterAutospacing="1" w:line="360" w:lineRule="auto"/>
-        <w:ind w:left="-426"/>
-        <w:jc w:val="both"/>
-        <w:textAlignment w:val="auto"/>
-        <w:rPr>
-          <w:rFonts w:ascii="Times New Roman" w:eastAsia="Times New Roman" w:hAnsi="Times New Roman" w:cs="Times New Roman"/>
-          <w:kern w:val="0"/>
-          <w:lang w:eastAsia="ru-RU" w:bidi="ar-SA"/>
-        </w:rPr>
-      </w:pPr>
-      <w:r>
-        <w:rPr>
-          <w:rFonts w:ascii="Times New Roman" w:eastAsia="Times New Roman" w:hAnsi="Times New Roman" w:cs="Times New Roman"/>
-          <w:kern w:val="0"/>
-          <w:lang w:eastAsia="ru-RU" w:bidi="ar-SA"/>
-        </w:rPr>
-        <w:t>Реализовать задание в среде разработки WF, включив текстовые и/или графические примеры и объяснения.</w:t>
-      </w:r>
-    </w:p>
-    <w:p>
-      <w:pPr>
-        <w:suppressAutoHyphens w:val="0"/>
-        <w:autoSpaceDN/>
-        <w:spacing w:before="100" w:beforeAutospacing="1" w:after="100" w:afterAutospacing="1" w:line="360" w:lineRule="auto"/>
-        <w:ind w:left="-426"/>
-        <w:jc w:val="both"/>
-        <w:textAlignment w:val="auto"/>
-        <w:rPr>
-          <w:rFonts w:ascii="Times New Roman" w:eastAsia="Times New Roman" w:hAnsi="Times New Roman" w:cs="Times New Roman"/>
-          <w:kern w:val="0"/>
-          <w:lang w:eastAsia="ru-RU" w:bidi="ar-SA"/>
-        </w:rPr>
-      </w:pPr>
-      <w:r>
-        <w:rPr>
-          <w:rFonts w:ascii="Times New Roman" w:eastAsia="Times New Roman" w:hAnsi="Times New Roman" w:cs="Times New Roman"/>
-          <w:b/>
-          <w:bCs/>
-          <w:i/>
-          <w:iCs/>
-          <w:kern w:val="0"/>
-          <w:lang w:eastAsia="ru-RU" w:bidi="ar-SA"/>
-        </w:rPr>
-        <w:t>Обязательно:</w:t>
-      </w:r>
-    </w:p>
-    <w:p>
-      <w:pPr>
-        <w:pStyle w:val="a7"/>
-        <w:numPr>
-          <w:ilvl w:val="0"/>
-          <w:numId w:val="8"/>
-        </w:numPr>
-        <w:tabs>
-          <w:tab w:val="clear" w:pos="720"/>
-          <w:tab w:val="num" w:pos="993"/>
-        </w:tabs>
-        <w:suppressAutoHyphens w:val="0"/>
-        <w:autoSpaceDN/>
-        <w:spacing w:before="100" w:beforeAutospacing="1" w:after="100" w:afterAutospacing="1" w:line="360" w:lineRule="auto"/>
-        <w:ind w:left="-426"/>
-        <w:jc w:val="both"/>
-        <w:textAlignment w:val="auto"/>
-        <w:rPr>
-          <w:rFonts w:ascii="Times New Roman" w:eastAsia="Times New Roman" w:hAnsi="Times New Roman" w:cs="Times New Roman"/>
-          <w:kern w:val="0"/>
-          <w:lang w:eastAsia="ru-RU" w:bidi="ar-SA"/>
-        </w:rPr>
-      </w:pPr>
-      <w:r>
-        <w:rPr>
-          <w:rFonts w:ascii="Times New Roman" w:eastAsia="Times New Roman" w:hAnsi="Times New Roman" w:cs="Times New Roman"/>
-          <w:kern w:val="0"/>
-          <w:lang w:eastAsia="ru-RU" w:bidi="ar-SA"/>
-        </w:rPr>
-        <w:t>Анализ устойчивости выполняется в программе: кнопка случайно изменяет все элементы матрицы в пределах ±5%, пересчитывает решение и выводит, на сколько изменились цена игры и стратегии игроков.</w:t>
+        <w:t>Реализовать задание в среде разработки WF, включив текстовые и/или графические примеры и объяснения: описание своей задачи и выводы выводятся в программе на отдельной вкладке.</w:t>
       </w:r>
     </w:p>
     <w:p>
@@ -2373,7 +1620,7 @@
           <w:kern w:val="0"/>
           <w:lang w:eastAsia="ru-RU" w:bidi="ar-SA"/>
         </w:rPr>
-        <w:t>Обработка ошибок, связанных с некорректным вводом данных (например, при вводе нечисловых значений или матриц с некорректными размерами).</w:t>
+        <w:t>Обработка ошибок, связанных с некорректным вводом данных: нечисловые значения, пустые ячейки, значения вне диапазона от −1000 до 1000, размер матрицы вне пределов от 2 до 6, точность ε вне интервала (0; 1), число итераций меньше или равно нулю; допускаются оба десятичных разделителя — запятая и точка.</w:t>
       </w:r>
     </w:p>
     <w:p>
@@ -2401,7 +1648,7 @@
           <w:kern w:val="0"/>
           <w:lang w:eastAsia="ru-RU" w:bidi="ar-SA"/>
         </w:rPr>
-        <w:t>Проверка на вырожденные случаи (например, когда матрица содержит линейно зависимые строки или столбцы).</w:t>
+        <w:t>Проверка на вырожденные случаи: одинаковые или пропорциональные строки или столбцы (линейная зависимость), матрица из одинаковых элементов; пользователю выводится предупреждение с номерами таких строк или столбцов.</w:t>
       </w:r>
     </w:p>
     <w:p>
@@ -2429,73 +1676,378 @@
           <w:kern w:val="0"/>
           <w:lang w:eastAsia="ru-RU" w:bidi="ar-SA"/>
         </w:rPr>
-        <w:t>Обеспечение корректной работы алгоритма для матриц различных размеров и с различными значениями точности ε.</w:t>
-      </w:r>
-    </w:p>
-    <w:p>
-      <w:pPr>
-        <w:pStyle w:val="a7"/>
-        <w:numPr>
-          <w:ilvl w:val="0"/>
-          <w:numId w:val="8"/>
-        </w:numPr>
-        <w:tabs>
-          <w:tab w:val="clear" w:pos="720"/>
-          <w:tab w:val="num" w:pos="993"/>
-        </w:tabs>
-        <w:suppressAutoHyphens w:val="0"/>
-        <w:autoSpaceDN/>
-        <w:spacing w:before="100" w:beforeAutospacing="1" w:after="100" w:afterAutospacing="1" w:line="360" w:lineRule="auto"/>
-        <w:ind w:left="-426"/>
-        <w:jc w:val="both"/>
-        <w:textAlignment w:val="auto"/>
-        <w:rPr>
-          <w:rFonts w:ascii="Times New Roman" w:eastAsia="Times New Roman" w:hAnsi="Times New Roman" w:cs="Times New Roman"/>
-          <w:kern w:val="0"/>
-          <w:lang w:eastAsia="ru-RU" w:bidi="ar-SA"/>
-        </w:rPr>
-      </w:pPr>
-      <w:r>
-        <w:rPr>
-          <w:rFonts w:ascii="Times New Roman" w:eastAsia="Times New Roman" w:hAnsi="Times New Roman" w:cs="Times New Roman"/>
-          <w:kern w:val="0"/>
-          <w:lang w:eastAsia="ru-RU" w:bidi="ar-SA"/>
-        </w:rPr>
-        <w:t>Проверка параметров: пустые ячейки, значения вне диапазона от −1000 до 1000, точность ε вне интервала (0; 1), число итераций меньше или равно нулю.</w:t>
-      </w:r>
-    </w:p>
-    <w:p>
-      <w:pPr>
-        <w:pStyle w:val="a7"/>
-        <w:numPr>
-          <w:ilvl w:val="0"/>
-          <w:numId w:val="8"/>
-        </w:numPr>
-        <w:tabs>
-          <w:tab w:val="clear" w:pos="720"/>
-          <w:tab w:val="num" w:pos="993"/>
-        </w:tabs>
-        <w:suppressAutoHyphens w:val="0"/>
-        <w:autoSpaceDN/>
-        <w:spacing w:before="100" w:beforeAutospacing="1" w:after="100" w:afterAutospacing="1" w:line="360" w:lineRule="auto"/>
-        <w:ind w:left="-426"/>
-        <w:jc w:val="both"/>
-        <w:textAlignment w:val="auto"/>
-        <w:rPr>
-          <w:rFonts w:ascii="Times New Roman" w:eastAsia="Times New Roman" w:hAnsi="Times New Roman" w:cs="Times New Roman"/>
-          <w:kern w:val="0"/>
-          <w:lang w:eastAsia="ru-RU" w:bidi="ar-SA"/>
-        </w:rPr>
-      </w:pPr>
-      <w:r>
-        <w:rPr>
-          <w:rFonts w:ascii="Times New Roman" w:eastAsia="Times New Roman" w:hAnsi="Times New Roman" w:cs="Times New Roman"/>
-          <w:kern w:val="0"/>
-          <w:lang w:eastAsia="ru-RU" w:bidi="ar-SA"/>
-        </w:rPr>
-        <w:t>Программа не должна аварийно завершаться ни при каком вводе: ошибки перехватываются (try/catch), пользователю выводится понятное сообщение.</w:t>
-      </w:r>
-    </w:p>
+        <w:t>Обеспечение корректной работы алгоритма для матриц различных размеров (от 2×2 до 6×6) и с различными значениями точности ε (от 0.1 до 0.0001); программа не должна аварийно завершаться ни при каком вводе — ошибки перехватываются (try/catch), пользователю выводится понятное сообщение.</w:t>
+      </w:r>
+    </w:p>
+    <w:p>
+      <w:pPr>
+        <w:suppressAutoHyphens w:val="0"/>
+        <w:autoSpaceDN/>
+        <w:spacing w:before="100" w:beforeAutospacing="1" w:after="100" w:afterAutospacing="1" w:line="360" w:lineRule="auto"/>
+        <w:ind w:left="-426"/>
+        <w:jc w:val="center"/>
+        <w:textAlignment w:val="auto"/>
+        <w:rPr>
+          <w:rFonts w:ascii="Times New Roman" w:eastAsia="Times New Roman" w:hAnsi="Times New Roman" w:cs="Times New Roman"/>
+          <w:kern w:val="0"/>
+          <w:lang w:eastAsia="ru-RU" w:bidi="ar-SA"/>
+        </w:rPr>
+      </w:pPr>
+      <w:r>
+        <w:rPr>
+          <w:rFonts w:ascii="Times New Roman" w:eastAsia="Times New Roman" w:hAnsi="Times New Roman" w:cs="Times New Roman"/>
+          <w:b/>
+          <w:bCs/>
+          <w:kern w:val="0"/>
+          <w:lang w:eastAsia="ru-RU" w:bidi="ar-SA"/>
+        </w:rPr>
+        <w:t>Ориентировочное распределение времени</w:t>
+      </w:r>
+    </w:p>
+    <w:tbl>
+      <w:tblPr>
+        <w:tblW w:w="9638" w:type="dxa"/>
+        <w:jc w:val="center"/>
+        <w:tblBorders>
+          <w:top w:val="single" w:sz="4" w:space="0" w:color="000000"/>
+          <w:left w:val="single" w:sz="4" w:space="0" w:color="000000"/>
+          <w:bottom w:val="single" w:sz="4" w:space="0" w:color="000000"/>
+          <w:right w:val="single" w:sz="4" w:space="0" w:color="000000"/>
+          <w:insideH w:val="single" w:sz="4" w:space="0" w:color="000000"/>
+          <w:insideV w:val="single" w:sz="4" w:space="0" w:color="000000"/>
+        </w:tblBorders>
+      </w:tblPr>
+      <w:tblGrid>
+        <w:gridCol w:w="7638"/>
+        <w:gridCol w:w="2000"/>
+      </w:tblGrid>
+      <w:tr>
+        <w:tc>
+          <w:tcPr>
+            <w:tcW w:w="7638" w:type="dxa"/>
+            <w:shd w:val="clear" w:color="auto" w:fill="E7E6E6"/>
+          </w:tcPr>
+          <w:p>
+            <w:pPr>
+              <w:jc w:val="center"/>
+            </w:pPr>
+            <w:r>
+              <w:rPr>
+                <w:rFonts w:ascii="Times New Roman" w:hAnsi="Times New Roman" w:cs="Times New Roman"/>
+                <w:b/>
+              </w:rPr>
+              <w:t xml:space="preserve">Этап</w:t>
+            </w:r>
+          </w:p>
+        </w:tc>
+        <w:tc>
+          <w:tcPr>
+            <w:tcW w:w="2000" w:type="dxa"/>
+            <w:shd w:val="clear" w:color="auto" w:fill="E7E6E6"/>
+          </w:tcPr>
+          <w:p>
+            <w:pPr>
+              <w:jc w:val="center"/>
+            </w:pPr>
+            <w:r>
+              <w:rPr>
+                <w:rFonts w:ascii="Times New Roman" w:hAnsi="Times New Roman" w:cs="Times New Roman"/>
+                <w:b/>
+              </w:rPr>
+              <w:t xml:space="preserve">Время, мин</w:t>
+            </w:r>
+          </w:p>
+        </w:tc>
+      </w:tr>
+      <w:tr>
+        <w:tc>
+          <w:tcPr>
+            <w:tcW w:w="7638" w:type="dxa"/>
+          </w:tcPr>
+          <w:p>
+            <w:pPr/>
+            <w:r>
+              <w:rPr>
+                <w:rFonts w:ascii="Times New Roman" w:hAnsi="Times New Roman" w:cs="Times New Roman"/>
+              </w:rPr>
+              <w:t xml:space="preserve">Задача 1.1: метод итераций, аналитическое решение, проверка, график, ввод матрицы</w:t>
+            </w:r>
+          </w:p>
+        </w:tc>
+        <w:tc>
+          <w:tcPr>
+            <w:tcW w:w="2000" w:type="dxa"/>
+          </w:tcPr>
+          <w:p>
+            <w:pPr>
+              <w:jc w:val="center"/>
+            </w:pPr>
+            <w:r>
+              <w:rPr>
+                <w:rFonts w:ascii="Times New Roman" w:hAnsi="Times New Roman" w:cs="Times New Roman"/>
+              </w:rPr>
+              <w:t xml:space="preserve">70</w:t>
+            </w:r>
+          </w:p>
+        </w:tc>
+      </w:tr>
+      <w:tr>
+        <w:tc>
+          <w:tcPr>
+            <w:tcW w:w="7638" w:type="dxa"/>
+          </w:tcPr>
+          <w:p>
+            <w:pPr/>
+            <w:r>
+              <w:rPr>
+                <w:rFonts w:ascii="Times New Roman" w:hAnsi="Times New Roman" w:cs="Times New Roman"/>
+              </w:rPr>
+              <w:t xml:space="preserve">Задача 1.2: игра 3×3, параметры на форме, таблица итераций</w:t>
+            </w:r>
+          </w:p>
+        </w:tc>
+        <w:tc>
+          <w:tcPr>
+            <w:tcW w:w="2000" w:type="dxa"/>
+          </w:tcPr>
+          <w:p>
+            <w:pPr>
+              <w:jc w:val="center"/>
+            </w:pPr>
+            <w:r>
+              <w:rPr>
+                <w:rFonts w:ascii="Times New Roman" w:hAnsi="Times New Roman" w:cs="Times New Roman"/>
+              </w:rPr>
+              <w:t xml:space="preserve">50</w:t>
+            </w:r>
+          </w:p>
+        </w:tc>
+      </w:tr>
+      <w:tr>
+        <w:tc>
+          <w:tcPr>
+            <w:tcW w:w="7638" w:type="dxa"/>
+          </w:tcPr>
+          <w:p>
+            <w:pPr/>
+            <w:r>
+              <w:rPr>
+                <w:rFonts w:ascii="Times New Roman" w:hAnsi="Times New Roman" w:cs="Times New Roman"/>
+              </w:rPr>
+              <w:t xml:space="preserve">Задача 1.3: графический метод, сравнение методов</w:t>
+            </w:r>
+          </w:p>
+        </w:tc>
+        <w:tc>
+          <w:tcPr>
+            <w:tcW w:w="2000" w:type="dxa"/>
+          </w:tcPr>
+          <w:p>
+            <w:pPr>
+              <w:jc w:val="center"/>
+            </w:pPr>
+            <w:r>
+              <w:rPr>
+                <w:rFonts w:ascii="Times New Roman" w:hAnsi="Times New Roman" w:cs="Times New Roman"/>
+              </w:rPr>
+              <w:t xml:space="preserve">65</w:t>
+            </w:r>
+          </w:p>
+        </w:tc>
+      </w:tr>
+      <w:tr>
+        <w:tc>
+          <w:tcPr>
+            <w:tcW w:w="7638" w:type="dxa"/>
+          </w:tcPr>
+          <w:p>
+            <w:pPr/>
+            <w:r>
+              <w:rPr>
+                <w:rFonts w:ascii="Times New Roman" w:hAnsi="Times New Roman" w:cs="Times New Roman"/>
+              </w:rPr>
+              <w:t xml:space="preserve">Задача 1.4: демонстрационный режим</w:t>
+            </w:r>
+          </w:p>
+        </w:tc>
+        <w:tc>
+          <w:tcPr>
+            <w:tcW w:w="2000" w:type="dxa"/>
+          </w:tcPr>
+          <w:p>
+            <w:pPr>
+              <w:jc w:val="center"/>
+            </w:pPr>
+            <w:r>
+              <w:rPr>
+                <w:rFonts w:ascii="Times New Roman" w:hAnsi="Times New Roman" w:cs="Times New Roman"/>
+              </w:rPr>
+              <w:t xml:space="preserve">45</w:t>
+            </w:r>
+          </w:p>
+        </w:tc>
+      </w:tr>
+      <w:tr>
+        <w:tc>
+          <w:tcPr>
+            <w:tcW w:w="7638" w:type="dxa"/>
+          </w:tcPr>
+          <w:p>
+            <w:pPr/>
+            <w:r>
+              <w:rPr>
+                <w:rFonts w:ascii="Times New Roman" w:hAnsi="Times New Roman" w:cs="Times New Roman"/>
+              </w:rPr>
+              <w:t xml:space="preserve">Задача 2.1: анализ точности и скорости сходимости</w:t>
+            </w:r>
+          </w:p>
+        </w:tc>
+        <w:tc>
+          <w:tcPr>
+            <w:tcW w:w="2000" w:type="dxa"/>
+          </w:tcPr>
+          <w:p>
+            <w:pPr>
+              <w:jc w:val="center"/>
+            </w:pPr>
+            <w:r>
+              <w:rPr>
+                <w:rFonts w:ascii="Times New Roman" w:hAnsi="Times New Roman" w:cs="Times New Roman"/>
+              </w:rPr>
+              <w:t xml:space="preserve">45</w:t>
+            </w:r>
+          </w:p>
+        </w:tc>
+      </w:tr>
+      <w:tr>
+        <w:tc>
+          <w:tcPr>
+            <w:tcW w:w="7638" w:type="dxa"/>
+          </w:tcPr>
+          <w:p>
+            <w:pPr/>
+            <w:r>
+              <w:rPr>
+                <w:rFonts w:ascii="Times New Roman" w:hAnsi="Times New Roman" w:cs="Times New Roman"/>
+              </w:rPr>
+              <w:t xml:space="preserve">Задача 2.2: прикладная задача, устойчивость, улучшение алгоритма</w:t>
+            </w:r>
+          </w:p>
+        </w:tc>
+        <w:tc>
+          <w:tcPr>
+            <w:tcW w:w="2000" w:type="dxa"/>
+          </w:tcPr>
+          <w:p>
+            <w:pPr>
+              <w:jc w:val="center"/>
+            </w:pPr>
+            <w:r>
+              <w:rPr>
+                <w:rFonts w:ascii="Times New Roman" w:hAnsi="Times New Roman" w:cs="Times New Roman"/>
+              </w:rPr>
+              <w:t xml:space="preserve">40</w:t>
+            </w:r>
+          </w:p>
+        </w:tc>
+      </w:tr>
+      <w:tr>
+        <w:tc>
+          <w:tcPr>
+            <w:tcW w:w="7638" w:type="dxa"/>
+          </w:tcPr>
+          <w:p>
+            <w:pPr/>
+            <w:r>
+              <w:rPr>
+                <w:rFonts w:ascii="Times New Roman" w:hAnsi="Times New Roman" w:cs="Times New Roman"/>
+              </w:rPr>
+              <w:t xml:space="preserve">Обработка исключений и тестирование</w:t>
+            </w:r>
+          </w:p>
+        </w:tc>
+        <w:tc>
+          <w:tcPr>
+            <w:tcW w:w="2000" w:type="dxa"/>
+          </w:tcPr>
+          <w:p>
+            <w:pPr>
+              <w:jc w:val="center"/>
+            </w:pPr>
+            <w:r>
+              <w:rPr>
+                <w:rFonts w:ascii="Times New Roman" w:hAnsi="Times New Roman" w:cs="Times New Roman"/>
+              </w:rPr>
+              <w:t xml:space="preserve">30</w:t>
+            </w:r>
+          </w:p>
+        </w:tc>
+      </w:tr>
+      <w:tr>
+        <w:tc>
+          <w:tcPr>
+            <w:tcW w:w="7638" w:type="dxa"/>
+          </w:tcPr>
+          <w:p>
+            <w:pPr/>
+            <w:r>
+              <w:rPr>
+                <w:rFonts w:ascii="Times New Roman" w:hAnsi="Times New Roman" w:cs="Times New Roman"/>
+              </w:rPr>
+              <w:t xml:space="preserve">Показ работы преподавателю</w:t>
+            </w:r>
+          </w:p>
+        </w:tc>
+        <w:tc>
+          <w:tcPr>
+            <w:tcW w:w="2000" w:type="dxa"/>
+          </w:tcPr>
+          <w:p>
+            <w:pPr>
+              <w:jc w:val="center"/>
+            </w:pPr>
+            <w:r>
+              <w:rPr>
+                <w:rFonts w:ascii="Times New Roman" w:hAnsi="Times New Roman" w:cs="Times New Roman"/>
+              </w:rPr>
+              <w:t xml:space="preserve">15</w:t>
+            </w:r>
+          </w:p>
+        </w:tc>
+      </w:tr>
+      <w:tr>
+        <w:tc>
+          <w:tcPr>
+            <w:tcW w:w="7638" w:type="dxa"/>
+          </w:tcPr>
+          <w:p>
+            <w:pPr/>
+            <w:r>
+              <w:rPr>
+                <w:rFonts w:ascii="Times New Roman" w:hAnsi="Times New Roman" w:cs="Times New Roman"/>
+              </w:rPr>
+              <w:t xml:space="preserve">Итого</w:t>
+            </w:r>
+          </w:p>
+        </w:tc>
+        <w:tc>
+          <w:tcPr>
+            <w:tcW w:w="2000" w:type="dxa"/>
+          </w:tcPr>
+          <w:p>
+            <w:pPr>
+              <w:jc w:val="center"/>
+            </w:pPr>
+            <w:r>
+              <w:rPr>
+                <w:rFonts w:ascii="Times New Roman" w:hAnsi="Times New Roman" w:cs="Times New Roman"/>
+              </w:rPr>
+              <w:t xml:space="preserve">360 (6 часов)</w:t>
+            </w:r>
+          </w:p>
+        </w:tc>
+      </w:tr>
+    </w:tbl>
     <w:sectPr>
       <w:pgSz w:w="11906" w:h="16838"/>
       <w:pgMar w:top="993" w:right="707" w:bottom="567" w:left="1134" w:header="720" w:footer="720" w:gutter="0"/>

--- a/Новая_версия/День_1_Матричные_игры.docx
+++ b/Новая_версия/День_1_Матричные_игры.docx
@@ -71,6 +71,255 @@
           <w:lang w:eastAsia="ru-RU" w:bidi="ar-SA"/>
         </w:rPr>
         <w:t xml:space="preserve">освоить метод итераций, применяемый для решения матричных игр, и научиться применять его на практике.</w:t>
+      </w:r>
+    </w:p>
+    <w:p>
+      <w:pPr>
+        <w:suppressAutoHyphens w:val="0"/>
+        <w:autoSpaceDN/>
+        <w:spacing w:before="100" w:beforeAutospacing="1" w:after="100" w:afterAutospacing="1" w:line="360" w:lineRule="auto"/>
+        <w:ind w:left="-426"/>
+        <w:jc w:val="center"/>
+        <w:textAlignment w:val="auto"/>
+        <w:rPr>
+          <w:rFonts w:ascii="Times New Roman" w:eastAsia="Times New Roman" w:hAnsi="Times New Roman" w:cs="Times New Roman"/>
+          <w:kern w:val="0"/>
+          <w:lang w:eastAsia="ru-RU" w:bidi="ar-SA"/>
+        </w:rPr>
+      </w:pPr>
+      <w:r>
+        <w:rPr>
+          <w:rFonts w:ascii="Times New Roman" w:eastAsia="Times New Roman" w:hAnsi="Times New Roman" w:cs="Times New Roman"/>
+          <w:b/>
+          <w:bCs/>
+          <w:kern w:val="0"/>
+          <w:lang w:eastAsia="ru-RU" w:bidi="ar-SA"/>
+        </w:rPr>
+        <w:t>Исходные данные и общие требования к программе</w:t>
+      </w:r>
+    </w:p>
+    <w:p>
+      <w:pPr>
+        <w:pStyle w:val="a7"/>
+        <w:numPr>
+          <w:ilvl w:val="0"/>
+          <w:numId w:val="8"/>
+        </w:numPr>
+        <w:tabs>
+          <w:tab w:val="clear" w:pos="720"/>
+          <w:tab w:val="num" w:pos="993"/>
+        </w:tabs>
+        <w:suppressAutoHyphens w:val="0"/>
+        <w:autoSpaceDN/>
+        <w:spacing w:before="100" w:beforeAutospacing="1" w:after="100" w:afterAutospacing="1" w:line="360" w:lineRule="auto"/>
+        <w:ind w:left="-426"/>
+        <w:jc w:val="both"/>
+        <w:textAlignment w:val="auto"/>
+        <w:rPr>
+          <w:rFonts w:ascii="Times New Roman" w:eastAsia="Times New Roman" w:hAnsi="Times New Roman" w:cs="Times New Roman"/>
+          <w:kern w:val="0"/>
+          <w:lang w:eastAsia="ru-RU" w:bidi="ar-SA"/>
+        </w:rPr>
+      </w:pPr>
+      <w:r>
+        <w:rPr>
+          <w:rFonts w:ascii="Times New Roman" w:eastAsia="Times New Roman" w:hAnsi="Times New Roman" w:cs="Times New Roman"/>
+          <w:kern w:val="0"/>
+          <w:lang w:eastAsia="ru-RU" w:bidi="ar-SA"/>
+        </w:rPr>
+        <w:t>Все задачи выполняются в одной программе Windows Forms: ввод данных, расчёты, таблицы, графики и выводы. Расчёты вне программы (вручную, в Excel, в онлайн-калькуляторах) в зачёт не идут.</w:t>
+      </w:r>
+    </w:p>
+    <w:p>
+      <w:pPr>
+        <w:pStyle w:val="a7"/>
+        <w:numPr>
+          <w:ilvl w:val="0"/>
+          <w:numId w:val="8"/>
+        </w:numPr>
+        <w:tabs>
+          <w:tab w:val="clear" w:pos="720"/>
+          <w:tab w:val="num" w:pos="993"/>
+        </w:tabs>
+        <w:suppressAutoHyphens w:val="0"/>
+        <w:autoSpaceDN/>
+        <w:spacing w:before="100" w:beforeAutospacing="1" w:after="100" w:afterAutospacing="1" w:line="360" w:lineRule="auto"/>
+        <w:ind w:left="-426"/>
+        <w:jc w:val="both"/>
+        <w:textAlignment w:val="auto"/>
+        <w:rPr>
+          <w:rFonts w:ascii="Times New Roman" w:eastAsia="Times New Roman" w:hAnsi="Times New Roman" w:cs="Times New Roman"/>
+          <w:kern w:val="0"/>
+          <w:lang w:eastAsia="ru-RU" w:bidi="ar-SA"/>
+        </w:rPr>
+      </w:pPr>
+      <w:r>
+        <w:rPr>
+          <w:rFonts w:ascii="Times New Roman" w:eastAsia="Times New Roman" w:hAnsi="Times New Roman" w:cs="Times New Roman"/>
+          <w:kern w:val="0"/>
+          <w:lang w:eastAsia="ru-RU" w:bidi="ar-SA"/>
+        </w:rPr>
+        <w:t>Матрицы, приведённые в тексте задач, — демонстрационные (вариант 0). Каждый студент выполняет задачи по данным своего варианта из документа «Варианты_День_1» (номер варианта — номер компьютера).</w:t>
+      </w:r>
+    </w:p>
+    <w:p>
+      <w:pPr>
+        <w:pStyle w:val="a7"/>
+        <w:numPr>
+          <w:ilvl w:val="0"/>
+          <w:numId w:val="8"/>
+        </w:numPr>
+        <w:tabs>
+          <w:tab w:val="clear" w:pos="720"/>
+          <w:tab w:val="num" w:pos="993"/>
+        </w:tabs>
+        <w:suppressAutoHyphens w:val="0"/>
+        <w:autoSpaceDN/>
+        <w:spacing w:before="100" w:beforeAutospacing="1" w:after="100" w:afterAutospacing="1" w:line="360" w:lineRule="auto"/>
+        <w:ind w:left="-426"/>
+        <w:jc w:val="both"/>
+        <w:textAlignment w:val="auto"/>
+        <w:rPr>
+          <w:rFonts w:ascii="Times New Roman" w:eastAsia="Times New Roman" w:hAnsi="Times New Roman" w:cs="Times New Roman"/>
+          <w:kern w:val="0"/>
+          <w:lang w:eastAsia="ru-RU" w:bidi="ar-SA"/>
+        </w:rPr>
+      </w:pPr>
+      <w:r>
+        <w:rPr>
+          <w:rFonts w:ascii="Times New Roman" w:eastAsia="Times New Roman" w:hAnsi="Times New Roman" w:cs="Times New Roman"/>
+          <w:kern w:val="0"/>
+          <w:lang w:eastAsia="ru-RU" w:bidi="ar-SA"/>
+        </w:rPr>
+        <w:t>В каждой задаче программа поддерживает три способа задания исходных данных:</w:t>
+      </w:r>
+    </w:p>
+    <w:p>
+      <w:pPr>
+        <w:pStyle w:val="a7"/>
+        <w:numPr>
+          <w:ilvl w:val="0"/>
+          <w:numId w:val="8"/>
+        </w:numPr>
+        <w:tabs>
+          <w:tab w:val="clear" w:pos="720"/>
+          <w:tab w:val="num" w:pos="993"/>
+        </w:tabs>
+        <w:suppressAutoHyphens w:val="0"/>
+        <w:autoSpaceDN/>
+        <w:spacing w:before="100" w:beforeAutospacing="1" w:after="100" w:afterAutospacing="1" w:line="360" w:lineRule="auto"/>
+        <w:ind w:left="-426"/>
+        <w:jc w:val="both"/>
+        <w:textAlignment w:val="auto"/>
+        <w:rPr>
+          <w:rFonts w:ascii="Times New Roman" w:eastAsia="Times New Roman" w:hAnsi="Times New Roman" w:cs="Times New Roman"/>
+          <w:kern w:val="0"/>
+          <w:lang w:eastAsia="ru-RU" w:bidi="ar-SA"/>
+        </w:rPr>
+      </w:pPr>
+      <w:r>
+        <w:rPr>
+          <w:rFonts w:ascii="Times New Roman" w:eastAsia="Times New Roman" w:hAnsi="Times New Roman" w:cs="Times New Roman"/>
+          <w:kern w:val="0"/>
+          <w:lang w:eastAsia="ru-RU" w:bidi="ar-SA"/>
+        </w:rPr>
+        <w:t>а) заданные данные — при выборе номера варианта (NumericUpDown или ComboBox) в форму загружаются матрицы этого варианта;</w:t>
+      </w:r>
+    </w:p>
+    <w:p>
+      <w:pPr>
+        <w:pStyle w:val="a7"/>
+        <w:numPr>
+          <w:ilvl w:val="0"/>
+          <w:numId w:val="8"/>
+        </w:numPr>
+        <w:tabs>
+          <w:tab w:val="clear" w:pos="720"/>
+          <w:tab w:val="num" w:pos="993"/>
+        </w:tabs>
+        <w:suppressAutoHyphens w:val="0"/>
+        <w:autoSpaceDN/>
+        <w:spacing w:before="100" w:beforeAutospacing="1" w:after="100" w:afterAutospacing="1" w:line="360" w:lineRule="auto"/>
+        <w:ind w:left="-426"/>
+        <w:jc w:val="both"/>
+        <w:textAlignment w:val="auto"/>
+        <w:rPr>
+          <w:rFonts w:ascii="Times New Roman" w:eastAsia="Times New Roman" w:hAnsi="Times New Roman" w:cs="Times New Roman"/>
+          <w:kern w:val="0"/>
+          <w:lang w:eastAsia="ru-RU" w:bidi="ar-SA"/>
+        </w:rPr>
+      </w:pPr>
+      <w:r>
+        <w:rPr>
+          <w:rFonts w:ascii="Times New Roman" w:eastAsia="Times New Roman" w:hAnsi="Times New Roman" w:cs="Times New Roman"/>
+          <w:kern w:val="0"/>
+          <w:lang w:eastAsia="ru-RU" w:bidi="ar-SA"/>
+        </w:rPr>
+        <w:t>б) ввод и редактирование пользователем — матрица отображается в DataGridView, любое значение можно изменить вручную, после изменения расчёт выполняется заново;</w:t>
+      </w:r>
+    </w:p>
+    <w:p>
+      <w:pPr>
+        <w:pStyle w:val="a7"/>
+        <w:numPr>
+          <w:ilvl w:val="0"/>
+          <w:numId w:val="8"/>
+        </w:numPr>
+        <w:tabs>
+          <w:tab w:val="clear" w:pos="720"/>
+          <w:tab w:val="num" w:pos="993"/>
+        </w:tabs>
+        <w:suppressAutoHyphens w:val="0"/>
+        <w:autoSpaceDN/>
+        <w:spacing w:before="100" w:beforeAutospacing="1" w:after="100" w:afterAutospacing="1" w:line="360" w:lineRule="auto"/>
+        <w:ind w:left="-426"/>
+        <w:jc w:val="both"/>
+        <w:textAlignment w:val="auto"/>
+        <w:rPr>
+          <w:rFonts w:ascii="Times New Roman" w:eastAsia="Times New Roman" w:hAnsi="Times New Roman" w:cs="Times New Roman"/>
+          <w:kern w:val="0"/>
+          <w:lang w:eastAsia="ru-RU" w:bidi="ar-SA"/>
+        </w:rPr>
+      </w:pPr>
+      <w:r>
+        <w:rPr>
+          <w:rFonts w:ascii="Times New Roman" w:eastAsia="Times New Roman" w:hAnsi="Times New Roman" w:cs="Times New Roman"/>
+          <w:kern w:val="0"/>
+          <w:lang w:eastAsia="ru-RU" w:bidi="ar-SA"/>
+        </w:rPr>
+        <w:t>в) случайные данные — кнопка «Случайные данные» заполняет матрицу случайными целыми числами; размер матрицы и диапазон значений задаются на форме, флажок «Без седловой точки» обеспечивает генерацию матрицы без седловой точки.</w:t>
+      </w:r>
+    </w:p>
+    <w:p>
+      <w:pPr>
+        <w:pStyle w:val="a7"/>
+        <w:numPr>
+          <w:ilvl w:val="0"/>
+          <w:numId w:val="8"/>
+        </w:numPr>
+        <w:tabs>
+          <w:tab w:val="clear" w:pos="720"/>
+          <w:tab w:val="num" w:pos="993"/>
+        </w:tabs>
+        <w:suppressAutoHyphens w:val="0"/>
+        <w:autoSpaceDN/>
+        <w:spacing w:before="100" w:beforeAutospacing="1" w:after="100" w:afterAutospacing="1" w:line="360" w:lineRule="auto"/>
+        <w:ind w:left="-426"/>
+        <w:jc w:val="both"/>
+        <w:textAlignment w:val="auto"/>
+        <w:rPr>
+          <w:rFonts w:ascii="Times New Roman" w:eastAsia="Times New Roman" w:hAnsi="Times New Roman" w:cs="Times New Roman"/>
+          <w:kern w:val="0"/>
+          <w:lang w:eastAsia="ru-RU" w:bidi="ar-SA"/>
+        </w:rPr>
+      </w:pPr>
+      <w:r>
+        <w:rPr>
+          <w:rFonts w:ascii="Times New Roman" w:eastAsia="Times New Roman" w:hAnsi="Times New Roman" w:cs="Times New Roman"/>
+          <w:kern w:val="0"/>
+          <w:lang w:eastAsia="ru-RU" w:bidi="ar-SA"/>
+        </w:rPr>
+        <w:t>На форме всегда показано, какой источник данных используется; при любом источнике данные проходят одну и ту же проверку корректности (см. раздел «Исключения»).</w:t>
       </w:r>
     </w:p>
     <w:p>
@@ -1681,6 +1930,7 @@
     </w:p>
     <w:p>
       <w:pPr>
+        <w:keepNext/>
         <w:suppressAutoHyphens w:val="0"/>
         <w:autoSpaceDN/>
         <w:spacing w:before="100" w:beforeAutospacing="1" w:after="100" w:afterAutospacing="1" w:line="360" w:lineRule="auto"/>
@@ -1786,7 +2036,7 @@
               <w:rPr>
                 <w:rFonts w:ascii="Times New Roman" w:hAnsi="Times New Roman" w:cs="Times New Roman"/>
               </w:rPr>
-              <w:t xml:space="preserve">70</w:t>
+              <w:t xml:space="preserve">65</w:t>
             </w:r>
           </w:p>
         </w:tc>
@@ -1850,7 +2100,7 @@
               <w:rPr>
                 <w:rFonts w:ascii="Times New Roman" w:hAnsi="Times New Roman" w:cs="Times New Roman"/>
               </w:rPr>
-              <w:t xml:space="preserve">65</w:t>
+              <w:t xml:space="preserve">60</w:t>
             </w:r>
           </w:p>
         </w:tc>
@@ -1914,7 +2164,7 @@
               <w:rPr>
                 <w:rFonts w:ascii="Times New Roman" w:hAnsi="Times New Roman" w:cs="Times New Roman"/>
               </w:rPr>
-              <w:t xml:space="preserve">45</w:t>
+              <w:t xml:space="preserve">35</w:t>
             </w:r>
           </w:p>
         </w:tc>
@@ -1962,6 +2212,38 @@
               <w:rPr>
                 <w:rFonts w:ascii="Times New Roman" w:hAnsi="Times New Roman" w:cs="Times New Roman"/>
               </w:rPr>
+              <w:t xml:space="preserve">Источники исходных данных: варианты, ручной ввод, случайная генерация</w:t>
+            </w:r>
+          </w:p>
+        </w:tc>
+        <w:tc>
+          <w:tcPr>
+            <w:tcW w:w="2000" w:type="dxa"/>
+          </w:tcPr>
+          <w:p>
+            <w:pPr>
+              <w:jc w:val="center"/>
+            </w:pPr>
+            <w:r>
+              <w:rPr>
+                <w:rFonts w:ascii="Times New Roman" w:hAnsi="Times New Roman" w:cs="Times New Roman"/>
+              </w:rPr>
+              <w:t xml:space="preserve">30</w:t>
+            </w:r>
+          </w:p>
+        </w:tc>
+      </w:tr>
+      <w:tr>
+        <w:tc>
+          <w:tcPr>
+            <w:tcW w:w="7638" w:type="dxa"/>
+          </w:tcPr>
+          <w:p>
+            <w:pPr/>
+            <w:r>
+              <w:rPr>
+                <w:rFonts w:ascii="Times New Roman" w:hAnsi="Times New Roman" w:cs="Times New Roman"/>
+              </w:rPr>
               <w:t xml:space="preserve">Обработка исключений и тестирование</w:t>
             </w:r>
           </w:p>
@@ -1978,7 +2260,7 @@
               <w:rPr>
                 <w:rFonts w:ascii="Times New Roman" w:hAnsi="Times New Roman" w:cs="Times New Roman"/>
               </w:rPr>
-              <w:t xml:space="preserve">30</w:t>
+              <w:t xml:space="preserve">20</w:t>
             </w:r>
           </w:p>
         </w:tc>
